--- a/Code/table_missingness.docx
+++ b/Code/table_missingness.docx
@@ -1426,7 +1426,7 @@
                 <w:rFonts w:ascii="Calibri" w:hAnsi="Calibri"/>
                 <w:sz w:val="20"/>
               </w:rPr>
-              <w:t xml:space="default">0.8</w:t>
+              <w:t xml:space="default">0.7</w:t>
             </w:r>
           </w:p>
         </w:tc>
@@ -1455,55 +1455,55 @@
                 <w:rFonts w:ascii="Calibri" w:hAnsi="Calibri"/>
                 <w:sz w:val="20"/>
               </w:rPr>
-              <w:t xml:space="default">    Low Income (&lt; 130% PIR)</w:t>
-            </w:r>
-          </w:p>
-        </w:tc>
-        <w:tc>
-          <w:tcPr>
-            <w:tcBorders>
-              <w:top w:val="single" w:space="0" w:color="D3D3D3"/>
-              <w:bottom w:val="single" w:space="0" w:color="D3D3D3"/>
-              <w:start w:val="single" w:space="0" w:color="D3D3D3"/>
-              <w:end w:val="single" w:space="0" w:color="D3D3D3"/>
-            </w:tcBorders>
-          </w:tcPr>
-          <w:p>
-            <w:pPr>
-              <w:spacing w:before="0" w:after="60"/>
-              <w:keepNext/>
-              <w:jc w:val="center"/>
-            </w:pPr>
-            <w:r>
-              <w:rPr>
-                <w:rFonts w:ascii="Calibri" w:hAnsi="Calibri"/>
-                <w:sz w:val="20"/>
-              </w:rPr>
-              <w:t xml:space="default">1,681 (30%)</w:t>
-            </w:r>
-          </w:p>
-        </w:tc>
-        <w:tc>
-          <w:tcPr>
-            <w:tcBorders>
-              <w:top w:val="single" w:space="0" w:color="D3D3D3"/>
-              <w:bottom w:val="single" w:space="0" w:color="D3D3D3"/>
-              <w:start w:val="single" w:space="0" w:color="D3D3D3"/>
-              <w:end w:val="single" w:space="0" w:color="D3D3D3"/>
-            </w:tcBorders>
-          </w:tcPr>
-          <w:p>
-            <w:pPr>
-              <w:spacing w:before="0" w:after="60"/>
-              <w:keepNext/>
-              <w:jc w:val="center"/>
-            </w:pPr>
-            <w:r>
-              <w:rPr>
-                <w:rFonts w:ascii="Calibri" w:hAnsi="Calibri"/>
-                <w:sz w:val="20"/>
-              </w:rPr>
-              <w:t xml:space="default">345 (29%)</w:t>
+              <w:t xml:space="default">    Poverty (&lt; 100% PIR)</w:t>
+            </w:r>
+          </w:p>
+        </w:tc>
+        <w:tc>
+          <w:tcPr>
+            <w:tcBorders>
+              <w:top w:val="single" w:space="0" w:color="D3D3D3"/>
+              <w:bottom w:val="single" w:space="0" w:color="D3D3D3"/>
+              <w:start w:val="single" w:space="0" w:color="D3D3D3"/>
+              <w:end w:val="single" w:space="0" w:color="D3D3D3"/>
+            </w:tcBorders>
+          </w:tcPr>
+          <w:p>
+            <w:pPr>
+              <w:spacing w:before="0" w:after="60"/>
+              <w:keepNext/>
+              <w:jc w:val="center"/>
+            </w:pPr>
+            <w:r>
+              <w:rPr>
+                <w:rFonts w:ascii="Calibri" w:hAnsi="Calibri"/>
+                <w:sz w:val="20"/>
+              </w:rPr>
+              <w:t xml:space="default">1,201 (21%)</w:t>
+            </w:r>
+          </w:p>
+        </w:tc>
+        <w:tc>
+          <w:tcPr>
+            <w:tcBorders>
+              <w:top w:val="single" w:space="0" w:color="D3D3D3"/>
+              <w:bottom w:val="single" w:space="0" w:color="D3D3D3"/>
+              <w:start w:val="single" w:space="0" w:color="D3D3D3"/>
+              <w:end w:val="single" w:space="0" w:color="D3D3D3"/>
+            </w:tcBorders>
+          </w:tcPr>
+          <w:p>
+            <w:pPr>
+              <w:spacing w:before="0" w:after="60"/>
+              <w:keepNext/>
+              <w:jc w:val="center"/>
+            </w:pPr>
+            <w:r>
+              <w:rPr>
+                <w:rFonts w:ascii="Calibri" w:hAnsi="Calibri"/>
+                <w:sz w:val="20"/>
+              </w:rPr>
+              <w:t xml:space="default">260 (22%)</w:t>
             </w:r>
           </w:p>
         </w:tc>
@@ -1556,55 +1556,55 @@
                 <w:rFonts w:ascii="Calibri" w:hAnsi="Calibri"/>
                 <w:sz w:val="20"/>
               </w:rPr>
-              <w:t xml:space="default">    Middle Income (130-350% PIR)</w:t>
-            </w:r>
-          </w:p>
-        </w:tc>
-        <w:tc>
-          <w:tcPr>
-            <w:tcBorders>
-              <w:top w:val="single" w:space="0" w:color="D3D3D3"/>
-              <w:bottom w:val="single" w:space="0" w:color="D3D3D3"/>
-              <w:start w:val="single" w:space="0" w:color="D3D3D3"/>
-              <w:end w:val="single" w:space="0" w:color="D3D3D3"/>
-            </w:tcBorders>
-          </w:tcPr>
-          <w:p>
-            <w:pPr>
-              <w:spacing w:before="0" w:after="60"/>
-              <w:keepNext/>
-              <w:jc w:val="center"/>
-            </w:pPr>
-            <w:r>
-              <w:rPr>
-                <w:rFonts w:ascii="Calibri" w:hAnsi="Calibri"/>
-                <w:sz w:val="20"/>
-              </w:rPr>
-              <w:t xml:space="default">1,488 (39%)</w:t>
-            </w:r>
-          </w:p>
-        </w:tc>
-        <w:tc>
-          <w:tcPr>
-            <w:tcBorders>
-              <w:top w:val="single" w:space="0" w:color="D3D3D3"/>
-              <w:bottom w:val="single" w:space="0" w:color="D3D3D3"/>
-              <w:start w:val="single" w:space="0" w:color="D3D3D3"/>
-              <w:end w:val="single" w:space="0" w:color="D3D3D3"/>
-            </w:tcBorders>
-          </w:tcPr>
-          <w:p>
-            <w:pPr>
-              <w:spacing w:before="0" w:after="60"/>
-              <w:keepNext/>
-              <w:jc w:val="center"/>
-            </w:pPr>
-            <w:r>
-              <w:rPr>
-                <w:rFonts w:ascii="Calibri" w:hAnsi="Calibri"/>
-                <w:sz w:val="20"/>
-              </w:rPr>
-              <w:t xml:space="default">353 (41%)</w:t>
+              <w:t xml:space="default">    Near Poverty (100-130% PIR)</w:t>
+            </w:r>
+          </w:p>
+        </w:tc>
+        <w:tc>
+          <w:tcPr>
+            <w:tcBorders>
+              <w:top w:val="single" w:space="0" w:color="D3D3D3"/>
+              <w:bottom w:val="single" w:space="0" w:color="D3D3D3"/>
+              <w:start w:val="single" w:space="0" w:color="D3D3D3"/>
+              <w:end w:val="single" w:space="0" w:color="D3D3D3"/>
+            </w:tcBorders>
+          </w:tcPr>
+          <w:p>
+            <w:pPr>
+              <w:spacing w:before="0" w:after="60"/>
+              <w:keepNext/>
+              <w:jc w:val="center"/>
+            </w:pPr>
+            <w:r>
+              <w:rPr>
+                <w:rFonts w:ascii="Calibri" w:hAnsi="Calibri"/>
+                <w:sz w:val="20"/>
+              </w:rPr>
+              <w:t xml:space="default">487 (9.3%)</w:t>
+            </w:r>
+          </w:p>
+        </w:tc>
+        <w:tc>
+          <w:tcPr>
+            <w:tcBorders>
+              <w:top w:val="single" w:space="0" w:color="D3D3D3"/>
+              <w:bottom w:val="single" w:space="0" w:color="D3D3D3"/>
+              <w:start w:val="single" w:space="0" w:color="D3D3D3"/>
+              <w:end w:val="single" w:space="0" w:color="D3D3D3"/>
+            </w:tcBorders>
+          </w:tcPr>
+          <w:p>
+            <w:pPr>
+              <w:spacing w:before="0" w:after="60"/>
+              <w:keepNext/>
+              <w:jc w:val="center"/>
+            </w:pPr>
+            <w:r>
+              <w:rPr>
+                <w:rFonts w:ascii="Calibri" w:hAnsi="Calibri"/>
+                <w:sz w:val="20"/>
+              </w:rPr>
+              <w:t xml:space="default">85 (7.2%)</w:t>
             </w:r>
           </w:p>
         </w:tc>
@@ -1657,55 +1657,55 @@
                 <w:rFonts w:ascii="Calibri" w:hAnsi="Calibri"/>
                 <w:sz w:val="20"/>
               </w:rPr>
-              <w:t xml:space="default">    High Income (&gt; 350% PIR)</w:t>
-            </w:r>
-          </w:p>
-        </w:tc>
-        <w:tc>
-          <w:tcPr>
-            <w:tcBorders>
-              <w:top w:val="single" w:space="0" w:color="D3D3D3"/>
-              <w:bottom w:val="single" w:space="0" w:color="D3D3D3"/>
-              <w:start w:val="single" w:space="0" w:color="D3D3D3"/>
-              <w:end w:val="single" w:space="0" w:color="D3D3D3"/>
-            </w:tcBorders>
-          </w:tcPr>
-          <w:p>
-            <w:pPr>
-              <w:spacing w:before="0" w:after="60"/>
-              <w:keepNext/>
-              <w:jc w:val="center"/>
-            </w:pPr>
-            <w:r>
-              <w:rPr>
-                <w:rFonts w:ascii="Calibri" w:hAnsi="Calibri"/>
-                <w:sz w:val="20"/>
-              </w:rPr>
-              <w:t xml:space="default">828 (30%)</w:t>
-            </w:r>
-          </w:p>
-        </w:tc>
-        <w:tc>
-          <w:tcPr>
-            <w:tcBorders>
-              <w:top w:val="single" w:space="0" w:color="D3D3D3"/>
-              <w:bottom w:val="single" w:space="0" w:color="D3D3D3"/>
-              <w:start w:val="single" w:space="0" w:color="D3D3D3"/>
-              <w:end w:val="single" w:space="0" w:color="D3D3D3"/>
-            </w:tcBorders>
-          </w:tcPr>
-          <w:p>
-            <w:pPr>
-              <w:spacing w:before="0" w:after="60"/>
-              <w:keepNext/>
-              <w:jc w:val="center"/>
-            </w:pPr>
-            <w:r>
-              <w:rPr>
-                <w:rFonts w:ascii="Calibri" w:hAnsi="Calibri"/>
-                <w:sz w:val="20"/>
-              </w:rPr>
-              <w:t xml:space="default">201 (30%)</w:t>
+              <w:t xml:space="default">    Low-Middle Income (131-199% PIR)</w:t>
+            </w:r>
+          </w:p>
+        </w:tc>
+        <w:tc>
+          <w:tcPr>
+            <w:tcBorders>
+              <w:top w:val="single" w:space="0" w:color="D3D3D3"/>
+              <w:bottom w:val="single" w:space="0" w:color="D3D3D3"/>
+              <w:start w:val="single" w:space="0" w:color="D3D3D3"/>
+              <w:end w:val="single" w:space="0" w:color="D3D3D3"/>
+            </w:tcBorders>
+          </w:tcPr>
+          <w:p>
+            <w:pPr>
+              <w:spacing w:before="0" w:after="60"/>
+              <w:keepNext/>
+              <w:jc w:val="center"/>
+            </w:pPr>
+            <w:r>
+              <w:rPr>
+                <w:rFonts w:ascii="Calibri" w:hAnsi="Calibri"/>
+                <w:sz w:val="20"/>
+              </w:rPr>
+              <w:t xml:space="default">693 (15%)</w:t>
+            </w:r>
+          </w:p>
+        </w:tc>
+        <w:tc>
+          <w:tcPr>
+            <w:tcBorders>
+              <w:top w:val="single" w:space="0" w:color="D3D3D3"/>
+              <w:bottom w:val="single" w:space="0" w:color="D3D3D3"/>
+              <w:start w:val="single" w:space="0" w:color="D3D3D3"/>
+              <w:end w:val="single" w:space="0" w:color="D3D3D3"/>
+            </w:tcBorders>
+          </w:tcPr>
+          <w:p>
+            <w:pPr>
+              <w:spacing w:before="0" w:after="60"/>
+              <w:keepNext/>
+              <w:jc w:val="center"/>
+            </w:pPr>
+            <w:r>
+              <w:rPr>
+                <w:rFonts w:ascii="Calibri" w:hAnsi="Calibri"/>
+                <w:sz w:val="20"/>
+              </w:rPr>
+              <w:t xml:space="default">154 (16%)</w:t>
             </w:r>
           </w:p>
         </w:tc>
@@ -1758,7 +1758,55 @@
                 <w:rFonts w:ascii="Calibri" w:hAnsi="Calibri"/>
                 <w:sz w:val="20"/>
               </w:rPr>
-              <w:t xml:space="default">Parent Education</w:t>
+              <w:t xml:space="default">    High-Middle Income (200-350% PIR)</w:t>
+            </w:r>
+          </w:p>
+        </w:tc>
+        <w:tc>
+          <w:tcPr>
+            <w:tcBorders>
+              <w:top w:val="single" w:space="0" w:color="D3D3D3"/>
+              <w:bottom w:val="single" w:space="0" w:color="D3D3D3"/>
+              <w:start w:val="single" w:space="0" w:color="D3D3D3"/>
+              <w:end w:val="single" w:space="0" w:color="D3D3D3"/>
+            </w:tcBorders>
+          </w:tcPr>
+          <w:p>
+            <w:pPr>
+              <w:spacing w:before="0" w:after="60"/>
+              <w:keepNext/>
+              <w:jc w:val="center"/>
+            </w:pPr>
+            <w:r>
+              <w:rPr>
+                <w:rFonts w:ascii="Calibri" w:hAnsi="Calibri"/>
+                <w:sz w:val="20"/>
+              </w:rPr>
+              <w:t xml:space="default">788 (24%)</w:t>
+            </w:r>
+          </w:p>
+        </w:tc>
+        <w:tc>
+          <w:tcPr>
+            <w:tcBorders>
+              <w:top w:val="single" w:space="0" w:color="D3D3D3"/>
+              <w:bottom w:val="single" w:space="0" w:color="D3D3D3"/>
+              <w:start w:val="single" w:space="0" w:color="D3D3D3"/>
+              <w:end w:val="single" w:space="0" w:color="D3D3D3"/>
+            </w:tcBorders>
+          </w:tcPr>
+          <w:p>
+            <w:pPr>
+              <w:spacing w:before="0" w:after="60"/>
+              <w:keepNext/>
+              <w:jc w:val="center"/>
+            </w:pPr>
+            <w:r>
+              <w:rPr>
+                <w:rFonts w:ascii="Calibri" w:hAnsi="Calibri"/>
+                <w:sz w:val="20"/>
+              </w:rPr>
+              <w:t xml:space="default">199 (25%)</w:t>
             </w:r>
           </w:p>
         </w:tc>
@@ -1783,54 +1831,6 @@
                 <w:sz w:val="20"/>
               </w:rPr>
               <w:t xml:space="default"/>
-            </w:r>
-          </w:p>
-        </w:tc>
-        <w:tc>
-          <w:tcPr>
-            <w:tcBorders>
-              <w:top w:val="single" w:space="0" w:color="D3D3D3"/>
-              <w:bottom w:val="single" w:space="0" w:color="D3D3D3"/>
-              <w:start w:val="single" w:space="0" w:color="D3D3D3"/>
-              <w:end w:val="single" w:space="0" w:color="D3D3D3"/>
-            </w:tcBorders>
-          </w:tcPr>
-          <w:p>
-            <w:pPr>
-              <w:spacing w:before="0" w:after="60"/>
-              <w:keepNext/>
-              <w:jc w:val="center"/>
-            </w:pPr>
-            <w:r>
-              <w:rPr>
-                <w:rFonts w:ascii="Calibri" w:hAnsi="Calibri"/>
-                <w:sz w:val="20"/>
-              </w:rPr>
-              <w:t xml:space="default"/>
-            </w:r>
-          </w:p>
-        </w:tc>
-        <w:tc>
-          <w:tcPr>
-            <w:tcBorders>
-              <w:top w:val="single" w:space="0" w:color="D3D3D3"/>
-              <w:bottom w:val="single" w:space="0" w:color="D3D3D3"/>
-              <w:start w:val="single" w:space="0" w:color="D3D3D3"/>
-              <w:end w:val="single" w:space="0" w:color="D3D3D3"/>
-            </w:tcBorders>
-          </w:tcPr>
-          <w:p>
-            <w:pPr>
-              <w:spacing w:before="0" w:after="60"/>
-              <w:keepNext/>
-              <w:jc w:val="center"/>
-            </w:pPr>
-            <w:r>
-              <w:rPr>
-                <w:rFonts w:ascii="Calibri" w:hAnsi="Calibri"/>
-                <w:sz w:val="20"/>
-              </w:rPr>
-              <w:t xml:space="default">0.006</w:t>
             </w:r>
           </w:p>
         </w:tc>
@@ -1859,55 +1859,55 @@
                 <w:rFonts w:ascii="Calibri" w:hAnsi="Calibri"/>
                 <w:sz w:val="20"/>
               </w:rPr>
-              <w:t xml:space="default">    Less than High School</w:t>
-            </w:r>
-          </w:p>
-        </w:tc>
-        <w:tc>
-          <w:tcPr>
-            <w:tcBorders>
-              <w:top w:val="single" w:space="0" w:color="D3D3D3"/>
-              <w:bottom w:val="single" w:space="0" w:color="D3D3D3"/>
-              <w:start w:val="single" w:space="0" w:color="D3D3D3"/>
-              <w:end w:val="single" w:space="0" w:color="D3D3D3"/>
-            </w:tcBorders>
-          </w:tcPr>
-          <w:p>
-            <w:pPr>
-              <w:spacing w:before="0" w:after="60"/>
-              <w:keepNext/>
-              <w:jc w:val="center"/>
-            </w:pPr>
-            <w:r>
-              <w:rPr>
-                <w:rFonts w:ascii="Calibri" w:hAnsi="Calibri"/>
-                <w:sz w:val="20"/>
-              </w:rPr>
-              <w:t xml:space="default">896 (17%)</w:t>
-            </w:r>
-          </w:p>
-        </w:tc>
-        <w:tc>
-          <w:tcPr>
-            <w:tcBorders>
-              <w:top w:val="single" w:space="0" w:color="D3D3D3"/>
-              <w:bottom w:val="single" w:space="0" w:color="D3D3D3"/>
-              <w:start w:val="single" w:space="0" w:color="D3D3D3"/>
-              <w:end w:val="single" w:space="0" w:color="D3D3D3"/>
-            </w:tcBorders>
-          </w:tcPr>
-          <w:p>
-            <w:pPr>
-              <w:spacing w:before="0" w:after="60"/>
-              <w:keepNext/>
-              <w:jc w:val="center"/>
-            </w:pPr>
-            <w:r>
-              <w:rPr>
-                <w:rFonts w:ascii="Calibri" w:hAnsi="Calibri"/>
-                <w:sz w:val="20"/>
-              </w:rPr>
-              <w:t xml:space="default">329 (24%)</w:t>
+              <w:t xml:space="default">    High Income (&gt; 350% PIR)</w:t>
+            </w:r>
+          </w:p>
+        </w:tc>
+        <w:tc>
+          <w:tcPr>
+            <w:tcBorders>
+              <w:top w:val="single" w:space="0" w:color="D3D3D3"/>
+              <w:bottom w:val="single" w:space="0" w:color="D3D3D3"/>
+              <w:start w:val="single" w:space="0" w:color="D3D3D3"/>
+              <w:end w:val="single" w:space="0" w:color="D3D3D3"/>
+            </w:tcBorders>
+          </w:tcPr>
+          <w:p>
+            <w:pPr>
+              <w:spacing w:before="0" w:after="60"/>
+              <w:keepNext/>
+              <w:jc w:val="center"/>
+            </w:pPr>
+            <w:r>
+              <w:rPr>
+                <w:rFonts w:ascii="Calibri" w:hAnsi="Calibri"/>
+                <w:sz w:val="20"/>
+              </w:rPr>
+              <w:t xml:space="default">828 (30%)</w:t>
+            </w:r>
+          </w:p>
+        </w:tc>
+        <w:tc>
+          <w:tcPr>
+            <w:tcBorders>
+              <w:top w:val="single" w:space="0" w:color="D3D3D3"/>
+              <w:bottom w:val="single" w:space="0" w:color="D3D3D3"/>
+              <w:start w:val="single" w:space="0" w:color="D3D3D3"/>
+              <w:end w:val="single" w:space="0" w:color="D3D3D3"/>
+            </w:tcBorders>
+          </w:tcPr>
+          <w:p>
+            <w:pPr>
+              <w:spacing w:before="0" w:after="60"/>
+              <w:keepNext/>
+              <w:jc w:val="center"/>
+            </w:pPr>
+            <w:r>
+              <w:rPr>
+                <w:rFonts w:ascii="Calibri" w:hAnsi="Calibri"/>
+                <w:sz w:val="20"/>
+              </w:rPr>
+              <w:t xml:space="default">201 (30%)</w:t>
             </w:r>
           </w:p>
         </w:tc>
@@ -1960,55 +1960,7 @@
                 <w:rFonts w:ascii="Calibri" w:hAnsi="Calibri"/>
                 <w:sz w:val="20"/>
               </w:rPr>
-              <w:t xml:space="default">    High School / Some College</w:t>
-            </w:r>
-          </w:p>
-        </w:tc>
-        <w:tc>
-          <w:tcPr>
-            <w:tcBorders>
-              <w:top w:val="single" w:space="0" w:color="D3D3D3"/>
-              <w:bottom w:val="single" w:space="0" w:color="D3D3D3"/>
-              <w:start w:val="single" w:space="0" w:color="D3D3D3"/>
-              <w:end w:val="single" w:space="0" w:color="D3D3D3"/>
-            </w:tcBorders>
-          </w:tcPr>
-          <w:p>
-            <w:pPr>
-              <w:spacing w:before="0" w:after="60"/>
-              <w:keepNext/>
-              <w:jc w:val="center"/>
-            </w:pPr>
-            <w:r>
-              <w:rPr>
-                <w:rFonts w:ascii="Calibri" w:hAnsi="Calibri"/>
-                <w:sz w:val="20"/>
-              </w:rPr>
-              <w:t xml:space="default">2,193 (54%)</w:t>
-            </w:r>
-          </w:p>
-        </w:tc>
-        <w:tc>
-          <w:tcPr>
-            <w:tcBorders>
-              <w:top w:val="single" w:space="0" w:color="D3D3D3"/>
-              <w:bottom w:val="single" w:space="0" w:color="D3D3D3"/>
-              <w:start w:val="single" w:space="0" w:color="D3D3D3"/>
-              <w:end w:val="single" w:space="0" w:color="D3D3D3"/>
-            </w:tcBorders>
-          </w:tcPr>
-          <w:p>
-            <w:pPr>
-              <w:spacing w:before="0" w:after="60"/>
-              <w:keepNext/>
-              <w:jc w:val="center"/>
-            </w:pPr>
-            <w:r>
-              <w:rPr>
-                <w:rFonts w:ascii="Calibri" w:hAnsi="Calibri"/>
-                <w:sz w:val="20"/>
-              </w:rPr>
-              <w:t xml:space="default">593 (50%)</w:t>
+              <w:t xml:space="default">Parent Education</w:t>
             </w:r>
           </w:p>
         </w:tc>
@@ -2033,6 +1985,54 @@
                 <w:sz w:val="20"/>
               </w:rPr>
               <w:t xml:space="default"/>
+            </w:r>
+          </w:p>
+        </w:tc>
+        <w:tc>
+          <w:tcPr>
+            <w:tcBorders>
+              <w:top w:val="single" w:space="0" w:color="D3D3D3"/>
+              <w:bottom w:val="single" w:space="0" w:color="D3D3D3"/>
+              <w:start w:val="single" w:space="0" w:color="D3D3D3"/>
+              <w:end w:val="single" w:space="0" w:color="D3D3D3"/>
+            </w:tcBorders>
+          </w:tcPr>
+          <w:p>
+            <w:pPr>
+              <w:spacing w:before="0" w:after="60"/>
+              <w:keepNext/>
+              <w:jc w:val="center"/>
+            </w:pPr>
+            <w:r>
+              <w:rPr>
+                <w:rFonts w:ascii="Calibri" w:hAnsi="Calibri"/>
+                <w:sz w:val="20"/>
+              </w:rPr>
+              <w:t xml:space="default"/>
+            </w:r>
+          </w:p>
+        </w:tc>
+        <w:tc>
+          <w:tcPr>
+            <w:tcBorders>
+              <w:top w:val="single" w:space="0" w:color="D3D3D3"/>
+              <w:bottom w:val="single" w:space="0" w:color="D3D3D3"/>
+              <w:start w:val="single" w:space="0" w:color="D3D3D3"/>
+              <w:end w:val="single" w:space="0" w:color="D3D3D3"/>
+            </w:tcBorders>
+          </w:tcPr>
+          <w:p>
+            <w:pPr>
+              <w:spacing w:before="0" w:after="60"/>
+              <w:keepNext/>
+              <w:jc w:val="center"/>
+            </w:pPr>
+            <w:r>
+              <w:rPr>
+                <w:rFonts w:ascii="Calibri" w:hAnsi="Calibri"/>
+                <w:sz w:val="20"/>
+              </w:rPr>
+              <w:t xml:space="default">0.006</w:t>
             </w:r>
           </w:p>
         </w:tc>
@@ -2061,55 +2061,55 @@
                 <w:rFonts w:ascii="Calibri" w:hAnsi="Calibri"/>
                 <w:sz w:val="20"/>
               </w:rPr>
-              <w:t xml:space="default">    College Grad or Above</w:t>
-            </w:r>
-          </w:p>
-        </w:tc>
-        <w:tc>
-          <w:tcPr>
-            <w:tcBorders>
-              <w:top w:val="single" w:space="0" w:color="D3D3D3"/>
-              <w:bottom w:val="single" w:space="0" w:color="D3D3D3"/>
-              <w:start w:val="single" w:space="0" w:color="D3D3D3"/>
-              <w:end w:val="single" w:space="0" w:color="D3D3D3"/>
-            </w:tcBorders>
-          </w:tcPr>
-          <w:p>
-            <w:pPr>
-              <w:spacing w:before="0" w:after="60"/>
-              <w:keepNext/>
-              <w:jc w:val="center"/>
-            </w:pPr>
-            <w:r>
-              <w:rPr>
-                <w:rFonts w:ascii="Calibri" w:hAnsi="Calibri"/>
-                <w:sz w:val="20"/>
-              </w:rPr>
-              <w:t xml:space="default">908 (29%)</w:t>
-            </w:r>
-          </w:p>
-        </w:tc>
-        <w:tc>
-          <w:tcPr>
-            <w:tcBorders>
-              <w:top w:val="single" w:space="0" w:color="D3D3D3"/>
-              <w:bottom w:val="single" w:space="0" w:color="D3D3D3"/>
-              <w:start w:val="single" w:space="0" w:color="D3D3D3"/>
-              <w:end w:val="single" w:space="0" w:color="D3D3D3"/>
-            </w:tcBorders>
-          </w:tcPr>
-          <w:p>
-            <w:pPr>
-              <w:spacing w:before="0" w:after="60"/>
-              <w:keepNext/>
-              <w:jc w:val="center"/>
-            </w:pPr>
-            <w:r>
-              <w:rPr>
-                <w:rFonts w:ascii="Calibri" w:hAnsi="Calibri"/>
-                <w:sz w:val="20"/>
-              </w:rPr>
-              <w:t xml:space="default">240 (25%)</w:t>
+              <w:t xml:space="default">    Less than High School</w:t>
+            </w:r>
+          </w:p>
+        </w:tc>
+        <w:tc>
+          <w:tcPr>
+            <w:tcBorders>
+              <w:top w:val="single" w:space="0" w:color="D3D3D3"/>
+              <w:bottom w:val="single" w:space="0" w:color="D3D3D3"/>
+              <w:start w:val="single" w:space="0" w:color="D3D3D3"/>
+              <w:end w:val="single" w:space="0" w:color="D3D3D3"/>
+            </w:tcBorders>
+          </w:tcPr>
+          <w:p>
+            <w:pPr>
+              <w:spacing w:before="0" w:after="60"/>
+              <w:keepNext/>
+              <w:jc w:val="center"/>
+            </w:pPr>
+            <w:r>
+              <w:rPr>
+                <w:rFonts w:ascii="Calibri" w:hAnsi="Calibri"/>
+                <w:sz w:val="20"/>
+              </w:rPr>
+              <w:t xml:space="default">896 (17%)</w:t>
+            </w:r>
+          </w:p>
+        </w:tc>
+        <w:tc>
+          <w:tcPr>
+            <w:tcBorders>
+              <w:top w:val="single" w:space="0" w:color="D3D3D3"/>
+              <w:bottom w:val="single" w:space="0" w:color="D3D3D3"/>
+              <w:start w:val="single" w:space="0" w:color="D3D3D3"/>
+              <w:end w:val="single" w:space="0" w:color="D3D3D3"/>
+            </w:tcBorders>
+          </w:tcPr>
+          <w:p>
+            <w:pPr>
+              <w:spacing w:before="0" w:after="60"/>
+              <w:keepNext/>
+              <w:jc w:val="center"/>
+            </w:pPr>
+            <w:r>
+              <w:rPr>
+                <w:rFonts w:ascii="Calibri" w:hAnsi="Calibri"/>
+                <w:sz w:val="20"/>
+              </w:rPr>
+              <w:t xml:space="default">329 (24%)</w:t>
             </w:r>
           </w:p>
         </w:tc>
@@ -2162,7 +2162,55 @@
                 <w:rFonts w:ascii="Calibri" w:hAnsi="Calibri"/>
                 <w:sz w:val="20"/>
               </w:rPr>
-              <w:t xml:space="default">Food Security Status</w:t>
+              <w:t xml:space="default">    High School / Some College</w:t>
+            </w:r>
+          </w:p>
+        </w:tc>
+        <w:tc>
+          <w:tcPr>
+            <w:tcBorders>
+              <w:top w:val="single" w:space="0" w:color="D3D3D3"/>
+              <w:bottom w:val="single" w:space="0" w:color="D3D3D3"/>
+              <w:start w:val="single" w:space="0" w:color="D3D3D3"/>
+              <w:end w:val="single" w:space="0" w:color="D3D3D3"/>
+            </w:tcBorders>
+          </w:tcPr>
+          <w:p>
+            <w:pPr>
+              <w:spacing w:before="0" w:after="60"/>
+              <w:keepNext/>
+              <w:jc w:val="center"/>
+            </w:pPr>
+            <w:r>
+              <w:rPr>
+                <w:rFonts w:ascii="Calibri" w:hAnsi="Calibri"/>
+                <w:sz w:val="20"/>
+              </w:rPr>
+              <w:t xml:space="default">2,193 (54%)</w:t>
+            </w:r>
+          </w:p>
+        </w:tc>
+        <w:tc>
+          <w:tcPr>
+            <w:tcBorders>
+              <w:top w:val="single" w:space="0" w:color="D3D3D3"/>
+              <w:bottom w:val="single" w:space="0" w:color="D3D3D3"/>
+              <w:start w:val="single" w:space="0" w:color="D3D3D3"/>
+              <w:end w:val="single" w:space="0" w:color="D3D3D3"/>
+            </w:tcBorders>
+          </w:tcPr>
+          <w:p>
+            <w:pPr>
+              <w:spacing w:before="0" w:after="60"/>
+              <w:keepNext/>
+              <w:jc w:val="center"/>
+            </w:pPr>
+            <w:r>
+              <w:rPr>
+                <w:rFonts w:ascii="Calibri" w:hAnsi="Calibri"/>
+                <w:sz w:val="20"/>
+              </w:rPr>
+              <w:t xml:space="default">593 (50%)</w:t>
             </w:r>
           </w:p>
         </w:tc>
@@ -2187,54 +2235,6 @@
                 <w:sz w:val="20"/>
               </w:rPr>
               <w:t xml:space="default"/>
-            </w:r>
-          </w:p>
-        </w:tc>
-        <w:tc>
-          <w:tcPr>
-            <w:tcBorders>
-              <w:top w:val="single" w:space="0" w:color="D3D3D3"/>
-              <w:bottom w:val="single" w:space="0" w:color="D3D3D3"/>
-              <w:start w:val="single" w:space="0" w:color="D3D3D3"/>
-              <w:end w:val="single" w:space="0" w:color="D3D3D3"/>
-            </w:tcBorders>
-          </w:tcPr>
-          <w:p>
-            <w:pPr>
-              <w:spacing w:before="0" w:after="60"/>
-              <w:keepNext/>
-              <w:jc w:val="center"/>
-            </w:pPr>
-            <w:r>
-              <w:rPr>
-                <w:rFonts w:ascii="Calibri" w:hAnsi="Calibri"/>
-                <w:sz w:val="20"/>
-              </w:rPr>
-              <w:t xml:space="default"/>
-            </w:r>
-          </w:p>
-        </w:tc>
-        <w:tc>
-          <w:tcPr>
-            <w:tcBorders>
-              <w:top w:val="single" w:space="0" w:color="D3D3D3"/>
-              <w:bottom w:val="single" w:space="0" w:color="D3D3D3"/>
-              <w:start w:val="single" w:space="0" w:color="D3D3D3"/>
-              <w:end w:val="single" w:space="0" w:color="D3D3D3"/>
-            </w:tcBorders>
-          </w:tcPr>
-          <w:p>
-            <w:pPr>
-              <w:spacing w:before="0" w:after="60"/>
-              <w:keepNext/>
-              <w:jc w:val="center"/>
-            </w:pPr>
-            <w:r>
-              <w:rPr>
-                <w:rFonts w:ascii="Calibri" w:hAnsi="Calibri"/>
-                <w:sz w:val="20"/>
-              </w:rPr>
-              <w:t xml:space="default">0.3</w:t>
             </w:r>
           </w:p>
         </w:tc>
@@ -2263,55 +2263,55 @@
                 <w:rFonts w:ascii="Calibri" w:hAnsi="Calibri"/>
                 <w:sz w:val="20"/>
               </w:rPr>
-              <w:t xml:space="default">    High/Marginal Food Security</w:t>
-            </w:r>
-          </w:p>
-        </w:tc>
-        <w:tc>
-          <w:tcPr>
-            <w:tcBorders>
-              <w:top w:val="single" w:space="0" w:color="D3D3D3"/>
-              <w:bottom w:val="single" w:space="0" w:color="D3D3D3"/>
-              <w:start w:val="single" w:space="0" w:color="D3D3D3"/>
-              <w:end w:val="single" w:space="0" w:color="D3D3D3"/>
-            </w:tcBorders>
-          </w:tcPr>
-          <w:p>
-            <w:pPr>
-              <w:spacing w:before="0" w:after="60"/>
-              <w:keepNext/>
-              <w:jc w:val="center"/>
-            </w:pPr>
-            <w:r>
-              <w:rPr>
-                <w:rFonts w:ascii="Calibri" w:hAnsi="Calibri"/>
-                <w:sz w:val="20"/>
-              </w:rPr>
-              <w:t xml:space="default">3,087 (82%)</w:t>
-            </w:r>
-          </w:p>
-        </w:tc>
-        <w:tc>
-          <w:tcPr>
-            <w:tcBorders>
-              <w:top w:val="single" w:space="0" w:color="D3D3D3"/>
-              <w:bottom w:val="single" w:space="0" w:color="D3D3D3"/>
-              <w:start w:val="single" w:space="0" w:color="D3D3D3"/>
-              <w:end w:val="single" w:space="0" w:color="D3D3D3"/>
-            </w:tcBorders>
-          </w:tcPr>
-          <w:p>
-            <w:pPr>
-              <w:spacing w:before="0" w:after="60"/>
-              <w:keepNext/>
-              <w:jc w:val="center"/>
-            </w:pPr>
-            <w:r>
-              <w:rPr>
-                <w:rFonts w:ascii="Calibri" w:hAnsi="Calibri"/>
-                <w:sz w:val="20"/>
-              </w:rPr>
-              <w:t xml:space="default">999 (84%)</w:t>
+              <w:t xml:space="default">    College Grad or Above</w:t>
+            </w:r>
+          </w:p>
+        </w:tc>
+        <w:tc>
+          <w:tcPr>
+            <w:tcBorders>
+              <w:top w:val="single" w:space="0" w:color="D3D3D3"/>
+              <w:bottom w:val="single" w:space="0" w:color="D3D3D3"/>
+              <w:start w:val="single" w:space="0" w:color="D3D3D3"/>
+              <w:end w:val="single" w:space="0" w:color="D3D3D3"/>
+            </w:tcBorders>
+          </w:tcPr>
+          <w:p>
+            <w:pPr>
+              <w:spacing w:before="0" w:after="60"/>
+              <w:keepNext/>
+              <w:jc w:val="center"/>
+            </w:pPr>
+            <w:r>
+              <w:rPr>
+                <w:rFonts w:ascii="Calibri" w:hAnsi="Calibri"/>
+                <w:sz w:val="20"/>
+              </w:rPr>
+              <w:t xml:space="default">908 (29%)</w:t>
+            </w:r>
+          </w:p>
+        </w:tc>
+        <w:tc>
+          <w:tcPr>
+            <w:tcBorders>
+              <w:top w:val="single" w:space="0" w:color="D3D3D3"/>
+              <w:bottom w:val="single" w:space="0" w:color="D3D3D3"/>
+              <w:start w:val="single" w:space="0" w:color="D3D3D3"/>
+              <w:end w:val="single" w:space="0" w:color="D3D3D3"/>
+            </w:tcBorders>
+          </w:tcPr>
+          <w:p>
+            <w:pPr>
+              <w:spacing w:before="0" w:after="60"/>
+              <w:keepNext/>
+              <w:jc w:val="center"/>
+            </w:pPr>
+            <w:r>
+              <w:rPr>
+                <w:rFonts w:ascii="Calibri" w:hAnsi="Calibri"/>
+                <w:sz w:val="20"/>
+              </w:rPr>
+              <w:t xml:space="default">240 (25%)</w:t>
             </w:r>
           </w:p>
         </w:tc>
@@ -2364,55 +2364,7 @@
                 <w:rFonts w:ascii="Calibri" w:hAnsi="Calibri"/>
                 <w:sz w:val="20"/>
               </w:rPr>
-              <w:t xml:space="default">    Marginal Food Security</w:t>
-            </w:r>
-          </w:p>
-        </w:tc>
-        <w:tc>
-          <w:tcPr>
-            <w:tcBorders>
-              <w:top w:val="single" w:space="0" w:color="D3D3D3"/>
-              <w:bottom w:val="single" w:space="0" w:color="D3D3D3"/>
-              <w:start w:val="single" w:space="0" w:color="D3D3D3"/>
-              <w:end w:val="single" w:space="0" w:color="D3D3D3"/>
-            </w:tcBorders>
-          </w:tcPr>
-          <w:p>
-            <w:pPr>
-              <w:spacing w:before="0" w:after="60"/>
-              <w:keepNext/>
-              <w:jc w:val="center"/>
-            </w:pPr>
-            <w:r>
-              <w:rPr>
-                <w:rFonts w:ascii="Calibri" w:hAnsi="Calibri"/>
-                <w:sz w:val="20"/>
-              </w:rPr>
-              <w:t xml:space="default">330 (6.3%)</w:t>
-            </w:r>
-          </w:p>
-        </w:tc>
-        <w:tc>
-          <w:tcPr>
-            <w:tcBorders>
-              <w:top w:val="single" w:space="0" w:color="D3D3D3"/>
-              <w:bottom w:val="single" w:space="0" w:color="D3D3D3"/>
-              <w:start w:val="single" w:space="0" w:color="D3D3D3"/>
-              <w:end w:val="single" w:space="0" w:color="D3D3D3"/>
-            </w:tcBorders>
-          </w:tcPr>
-          <w:p>
-            <w:pPr>
-              <w:spacing w:before="0" w:after="60"/>
-              <w:keepNext/>
-              <w:jc w:val="center"/>
-            </w:pPr>
-            <w:r>
-              <w:rPr>
-                <w:rFonts w:ascii="Calibri" w:hAnsi="Calibri"/>
-                <w:sz w:val="20"/>
-              </w:rPr>
-              <w:t xml:space="default">77 (5.0%)</w:t>
+              <w:t xml:space="default">Food Security Status</w:t>
             </w:r>
           </w:p>
         </w:tc>
@@ -2437,6 +2389,54 @@
                 <w:sz w:val="20"/>
               </w:rPr>
               <w:t xml:space="default"/>
+            </w:r>
+          </w:p>
+        </w:tc>
+        <w:tc>
+          <w:tcPr>
+            <w:tcBorders>
+              <w:top w:val="single" w:space="0" w:color="D3D3D3"/>
+              <w:bottom w:val="single" w:space="0" w:color="D3D3D3"/>
+              <w:start w:val="single" w:space="0" w:color="D3D3D3"/>
+              <w:end w:val="single" w:space="0" w:color="D3D3D3"/>
+            </w:tcBorders>
+          </w:tcPr>
+          <w:p>
+            <w:pPr>
+              <w:spacing w:before="0" w:after="60"/>
+              <w:keepNext/>
+              <w:jc w:val="center"/>
+            </w:pPr>
+            <w:r>
+              <w:rPr>
+                <w:rFonts w:ascii="Calibri" w:hAnsi="Calibri"/>
+                <w:sz w:val="20"/>
+              </w:rPr>
+              <w:t xml:space="default"/>
+            </w:r>
+          </w:p>
+        </w:tc>
+        <w:tc>
+          <w:tcPr>
+            <w:tcBorders>
+              <w:top w:val="single" w:space="0" w:color="D3D3D3"/>
+              <w:bottom w:val="single" w:space="0" w:color="D3D3D3"/>
+              <w:start w:val="single" w:space="0" w:color="D3D3D3"/>
+              <w:end w:val="single" w:space="0" w:color="D3D3D3"/>
+            </w:tcBorders>
+          </w:tcPr>
+          <w:p>
+            <w:pPr>
+              <w:spacing w:before="0" w:after="60"/>
+              <w:keepNext/>
+              <w:jc w:val="center"/>
+            </w:pPr>
+            <w:r>
+              <w:rPr>
+                <w:rFonts w:ascii="Calibri" w:hAnsi="Calibri"/>
+                <w:sz w:val="20"/>
+              </w:rPr>
+              <w:t xml:space="default">0.5</w:t>
             </w:r>
           </w:p>
         </w:tc>
@@ -2465,55 +2465,55 @@
                 <w:rFonts w:ascii="Calibri" w:hAnsi="Calibri"/>
                 <w:sz w:val="20"/>
               </w:rPr>
-              <w:t xml:space="default">    Low Food Security</w:t>
-            </w:r>
-          </w:p>
-        </w:tc>
-        <w:tc>
-          <w:tcPr>
-            <w:tcBorders>
-              <w:top w:val="single" w:space="0" w:color="D3D3D3"/>
-              <w:bottom w:val="single" w:space="0" w:color="D3D3D3"/>
-              <w:start w:val="single" w:space="0" w:color="D3D3D3"/>
-              <w:end w:val="single" w:space="0" w:color="D3D3D3"/>
-            </w:tcBorders>
-          </w:tcPr>
-          <w:p>
-            <w:pPr>
-              <w:spacing w:before="0" w:after="60"/>
-              <w:keepNext/>
-              <w:jc w:val="center"/>
-            </w:pPr>
-            <w:r>
-              <w:rPr>
-                <w:rFonts w:ascii="Calibri" w:hAnsi="Calibri"/>
-                <w:sz w:val="20"/>
-              </w:rPr>
-              <w:t xml:space="default">492 (9.9%)</w:t>
-            </w:r>
-          </w:p>
-        </w:tc>
-        <w:tc>
-          <w:tcPr>
-            <w:tcBorders>
-              <w:top w:val="single" w:space="0" w:color="D3D3D3"/>
-              <w:bottom w:val="single" w:space="0" w:color="D3D3D3"/>
-              <w:start w:val="single" w:space="0" w:color="D3D3D3"/>
-              <w:end w:val="single" w:space="0" w:color="D3D3D3"/>
-            </w:tcBorders>
-          </w:tcPr>
-          <w:p>
-            <w:pPr>
-              <w:spacing w:before="0" w:after="60"/>
-              <w:keepNext/>
-              <w:jc w:val="center"/>
-            </w:pPr>
-            <w:r>
-              <w:rPr>
-                <w:rFonts w:ascii="Calibri" w:hAnsi="Calibri"/>
-                <w:sz w:val="20"/>
-              </w:rPr>
-              <w:t xml:space="default">127 (8.7%)</w:t>
+              <w:t xml:space="default">    High/Marginal Food Security</w:t>
+            </w:r>
+          </w:p>
+        </w:tc>
+        <w:tc>
+          <w:tcPr>
+            <w:tcBorders>
+              <w:top w:val="single" w:space="0" w:color="D3D3D3"/>
+              <w:bottom w:val="single" w:space="0" w:color="D3D3D3"/>
+              <w:start w:val="single" w:space="0" w:color="D3D3D3"/>
+              <w:end w:val="single" w:space="0" w:color="D3D3D3"/>
+            </w:tcBorders>
+          </w:tcPr>
+          <w:p>
+            <w:pPr>
+              <w:spacing w:before="0" w:after="60"/>
+              <w:keepNext/>
+              <w:jc w:val="center"/>
+            </w:pPr>
+            <w:r>
+              <w:rPr>
+                <w:rFonts w:ascii="Calibri" w:hAnsi="Calibri"/>
+                <w:sz w:val="20"/>
+              </w:rPr>
+              <w:t xml:space="default">3,417 (88%)</w:t>
+            </w:r>
+          </w:p>
+        </w:tc>
+        <w:tc>
+          <w:tcPr>
+            <w:tcBorders>
+              <w:top w:val="single" w:space="0" w:color="D3D3D3"/>
+              <w:bottom w:val="single" w:space="0" w:color="D3D3D3"/>
+              <w:start w:val="single" w:space="0" w:color="D3D3D3"/>
+              <w:end w:val="single" w:space="0" w:color="D3D3D3"/>
+            </w:tcBorders>
+          </w:tcPr>
+          <w:p>
+            <w:pPr>
+              <w:spacing w:before="0" w:after="60"/>
+              <w:keepNext/>
+              <w:jc w:val="center"/>
+            </w:pPr>
+            <w:r>
+              <w:rPr>
+                <w:rFonts w:ascii="Calibri" w:hAnsi="Calibri"/>
+                <w:sz w:val="20"/>
+              </w:rPr>
+              <w:t xml:space="default">1,076 (89%)</w:t>
             </w:r>
           </w:p>
         </w:tc>
@@ -2566,55 +2566,55 @@
                 <w:rFonts w:ascii="Calibri" w:hAnsi="Calibri"/>
                 <w:sz w:val="20"/>
               </w:rPr>
-              <w:t xml:space="default">    Very Low Food Security</w:t>
-            </w:r>
-          </w:p>
-        </w:tc>
-        <w:tc>
-          <w:tcPr>
-            <w:tcBorders>
-              <w:top w:val="single" w:space="0" w:color="D3D3D3"/>
-              <w:bottom w:val="single" w:space="0" w:color="D3D3D3"/>
-              <w:start w:val="single" w:space="0" w:color="D3D3D3"/>
-              <w:end w:val="single" w:space="0" w:color="D3D3D3"/>
-            </w:tcBorders>
-          </w:tcPr>
-          <w:p>
-            <w:pPr>
-              <w:spacing w:before="0" w:after="60"/>
-              <w:keepNext/>
-              <w:jc w:val="center"/>
-            </w:pPr>
-            <w:r>
-              <w:rPr>
-                <w:rFonts w:ascii="Calibri" w:hAnsi="Calibri"/>
-                <w:sz w:val="20"/>
-              </w:rPr>
-              <w:t xml:space="default">88 (1.8%)</w:t>
-            </w:r>
-          </w:p>
-        </w:tc>
-        <w:tc>
-          <w:tcPr>
-            <w:tcBorders>
-              <w:top w:val="single" w:space="0" w:color="D3D3D3"/>
-              <w:bottom w:val="single" w:space="0" w:color="D3D3D3"/>
-              <w:start w:val="single" w:space="0" w:color="D3D3D3"/>
-              <w:end w:val="single" w:space="0" w:color="D3D3D3"/>
-            </w:tcBorders>
-          </w:tcPr>
-          <w:p>
-            <w:pPr>
-              <w:spacing w:before="0" w:after="60"/>
-              <w:keepNext/>
-              <w:jc w:val="center"/>
-            </w:pPr>
-            <w:r>
-              <w:rPr>
-                <w:rFonts w:ascii="Calibri" w:hAnsi="Calibri"/>
-                <w:sz w:val="20"/>
-              </w:rPr>
-              <w:t xml:space="default">40 (2.2%)</w:t>
+              <w:t xml:space="default">    Low/Very Low Food Security</w:t>
+            </w:r>
+          </w:p>
+        </w:tc>
+        <w:tc>
+          <w:tcPr>
+            <w:tcBorders>
+              <w:top w:val="single" w:space="0" w:color="D3D3D3"/>
+              <w:bottom w:val="single" w:space="0" w:color="D3D3D3"/>
+              <w:start w:val="single" w:space="0" w:color="D3D3D3"/>
+              <w:end w:val="single" w:space="0" w:color="D3D3D3"/>
+            </w:tcBorders>
+          </w:tcPr>
+          <w:p>
+            <w:pPr>
+              <w:spacing w:before="0" w:after="60"/>
+              <w:keepNext/>
+              <w:jc w:val="center"/>
+            </w:pPr>
+            <w:r>
+              <w:rPr>
+                <w:rFonts w:ascii="Calibri" w:hAnsi="Calibri"/>
+                <w:sz w:val="20"/>
+              </w:rPr>
+              <w:t xml:space="default">580 (12%)</w:t>
+            </w:r>
+          </w:p>
+        </w:tc>
+        <w:tc>
+          <w:tcPr>
+            <w:tcBorders>
+              <w:top w:val="single" w:space="0" w:color="D3D3D3"/>
+              <w:bottom w:val="single" w:space="0" w:color="D3D3D3"/>
+              <w:start w:val="single" w:space="0" w:color="D3D3D3"/>
+              <w:end w:val="single" w:space="0" w:color="D3D3D3"/>
+            </w:tcBorders>
+          </w:tcPr>
+          <w:p>
+            <w:pPr>
+              <w:spacing w:before="0" w:after="60"/>
+              <w:keepNext/>
+              <w:jc w:val="center"/>
+            </w:pPr>
+            <w:r>
+              <w:rPr>
+                <w:rFonts w:ascii="Calibri" w:hAnsi="Calibri"/>
+                <w:sz w:val="20"/>
+              </w:rPr>
+              <w:t xml:space="default">167 (11%)</w:t>
             </w:r>
           </w:p>
         </w:tc>

--- a/Code/table_missingness.docx
+++ b/Code/table_missingness.docx
@@ -243,79 +243,79 @@
                 <w:rFonts w:ascii="Calibri" w:hAnsi="Calibri"/>
                 <w:sz w:val="20"/>
               </w:rPr>
-              <w:t xml:space="default">Age</w:t>
-            </w:r>
-          </w:p>
-        </w:tc>
-        <w:tc>
-          <w:tcPr>
-            <w:tcBorders>
-              <w:top w:val="single" w:space="0" w:color="D3D3D3"/>
-              <w:bottom w:val="single" w:space="0" w:color="D3D3D3"/>
-              <w:start w:val="single" w:space="0" w:color="D3D3D3"/>
-              <w:end w:val="single" w:space="0" w:color="D3D3D3"/>
-            </w:tcBorders>
-          </w:tcPr>
-          <w:p>
-            <w:pPr>
-              <w:spacing w:before="0" w:after="60"/>
-              <w:keepNext/>
-              <w:jc w:val="center"/>
-            </w:pPr>
-            <w:r>
-              <w:rPr>
-                <w:rFonts w:ascii="Calibri" w:hAnsi="Calibri"/>
-                <w:sz w:val="20"/>
-              </w:rPr>
-              <w:t xml:space="default">12.48 (0.06)</w:t>
-            </w:r>
-          </w:p>
-        </w:tc>
-        <w:tc>
-          <w:tcPr>
-            <w:tcBorders>
-              <w:top w:val="single" w:space="0" w:color="D3D3D3"/>
-              <w:bottom w:val="single" w:space="0" w:color="D3D3D3"/>
-              <w:start w:val="single" w:space="0" w:color="D3D3D3"/>
-              <w:end w:val="single" w:space="0" w:color="D3D3D3"/>
-            </w:tcBorders>
-          </w:tcPr>
-          <w:p>
-            <w:pPr>
-              <w:spacing w:before="0" w:after="60"/>
-              <w:keepNext/>
-              <w:jc w:val="center"/>
-            </w:pPr>
-            <w:r>
-              <w:rPr>
-                <w:rFonts w:ascii="Calibri" w:hAnsi="Calibri"/>
-                <w:sz w:val="20"/>
-              </w:rPr>
-              <w:t xml:space="default">12.66 (0.08)</w:t>
-            </w:r>
-          </w:p>
-        </w:tc>
-        <w:tc>
-          <w:tcPr>
-            <w:tcBorders>
-              <w:top w:val="single" w:space="0" w:color="D3D3D3"/>
-              <w:bottom w:val="single" w:space="0" w:color="D3D3D3"/>
-              <w:start w:val="single" w:space="0" w:color="D3D3D3"/>
-              <w:end w:val="single" w:space="0" w:color="D3D3D3"/>
-            </w:tcBorders>
-          </w:tcPr>
-          <w:p>
-            <w:pPr>
-              <w:spacing w:before="0" w:after="60"/>
-              <w:keepNext/>
-              <w:jc w:val="center"/>
-            </w:pPr>
-            <w:r>
-              <w:rPr>
-                <w:rFonts w:ascii="Calibri" w:hAnsi="Calibri"/>
-                <w:sz w:val="20"/>
-              </w:rPr>
-              <w:t xml:space="default">0.060</w:t>
+              <w:t xml:space="default">RIAGENDR</w:t>
+            </w:r>
+          </w:p>
+        </w:tc>
+        <w:tc>
+          <w:tcPr>
+            <w:tcBorders>
+              <w:top w:val="single" w:space="0" w:color="D3D3D3"/>
+              <w:bottom w:val="single" w:space="0" w:color="D3D3D3"/>
+              <w:start w:val="single" w:space="0" w:color="D3D3D3"/>
+              <w:end w:val="single" w:space="0" w:color="D3D3D3"/>
+            </w:tcBorders>
+          </w:tcPr>
+          <w:p>
+            <w:pPr>
+              <w:spacing w:before="0" w:after="60"/>
+              <w:keepNext/>
+              <w:jc w:val="center"/>
+            </w:pPr>
+            <w:r>
+              <w:rPr>
+                <w:rFonts w:ascii="Calibri" w:hAnsi="Calibri"/>
+                <w:sz w:val="20"/>
+              </w:rPr>
+              <w:t xml:space="default"/>
+            </w:r>
+          </w:p>
+        </w:tc>
+        <w:tc>
+          <w:tcPr>
+            <w:tcBorders>
+              <w:top w:val="single" w:space="0" w:color="D3D3D3"/>
+              <w:bottom w:val="single" w:space="0" w:color="D3D3D3"/>
+              <w:start w:val="single" w:space="0" w:color="D3D3D3"/>
+              <w:end w:val="single" w:space="0" w:color="D3D3D3"/>
+            </w:tcBorders>
+          </w:tcPr>
+          <w:p>
+            <w:pPr>
+              <w:spacing w:before="0" w:after="60"/>
+              <w:keepNext/>
+              <w:jc w:val="center"/>
+            </w:pPr>
+            <w:r>
+              <w:rPr>
+                <w:rFonts w:ascii="Calibri" w:hAnsi="Calibri"/>
+                <w:sz w:val="20"/>
+              </w:rPr>
+              <w:t xml:space="default"/>
+            </w:r>
+          </w:p>
+        </w:tc>
+        <w:tc>
+          <w:tcPr>
+            <w:tcBorders>
+              <w:top w:val="single" w:space="0" w:color="D3D3D3"/>
+              <w:bottom w:val="single" w:space="0" w:color="D3D3D3"/>
+              <w:start w:val="single" w:space="0" w:color="D3D3D3"/>
+              <w:end w:val="single" w:space="0" w:color="D3D3D3"/>
+            </w:tcBorders>
+          </w:tcPr>
+          <w:p>
+            <w:pPr>
+              <w:spacing w:before="0" w:after="60"/>
+              <w:keepNext/>
+              <w:jc w:val="center"/>
+            </w:pPr>
+            <w:r>
+              <w:rPr>
+                <w:rFonts w:ascii="Calibri" w:hAnsi="Calibri"/>
+                <w:sz w:val="20"/>
+              </w:rPr>
+              <w:t xml:space="default">0.3</w:t>
             </w:r>
           </w:p>
         </w:tc>
@@ -344,7 +344,55 @@
                 <w:rFonts w:ascii="Calibri" w:hAnsi="Calibri"/>
                 <w:sz w:val="20"/>
               </w:rPr>
-              <w:t xml:space="default">RIAGENDR</w:t>
+              <w:t xml:space="default">    Male</w:t>
+            </w:r>
+          </w:p>
+        </w:tc>
+        <w:tc>
+          <w:tcPr>
+            <w:tcBorders>
+              <w:top w:val="single" w:space="0" w:color="D3D3D3"/>
+              <w:bottom w:val="single" w:space="0" w:color="D3D3D3"/>
+              <w:start w:val="single" w:space="0" w:color="D3D3D3"/>
+              <w:end w:val="single" w:space="0" w:color="D3D3D3"/>
+            </w:tcBorders>
+          </w:tcPr>
+          <w:p>
+            <w:pPr>
+              <w:spacing w:before="0" w:after="60"/>
+              <w:keepNext/>
+              <w:jc w:val="center"/>
+            </w:pPr>
+            <w:r>
+              <w:rPr>
+                <w:rFonts w:ascii="Calibri" w:hAnsi="Calibri"/>
+                <w:sz w:val="20"/>
+              </w:rPr>
+              <w:t xml:space="default">2,044 (52%)</w:t>
+            </w:r>
+          </w:p>
+        </w:tc>
+        <w:tc>
+          <w:tcPr>
+            <w:tcBorders>
+              <w:top w:val="single" w:space="0" w:color="D3D3D3"/>
+              <w:bottom w:val="single" w:space="0" w:color="D3D3D3"/>
+              <w:start w:val="single" w:space="0" w:color="D3D3D3"/>
+              <w:end w:val="single" w:space="0" w:color="D3D3D3"/>
+            </w:tcBorders>
+          </w:tcPr>
+          <w:p>
+            <w:pPr>
+              <w:spacing w:before="0" w:after="60"/>
+              <w:keepNext/>
+              <w:jc w:val="center"/>
+            </w:pPr>
+            <w:r>
+              <w:rPr>
+                <w:rFonts w:ascii="Calibri" w:hAnsi="Calibri"/>
+                <w:sz w:val="20"/>
+              </w:rPr>
+              <w:t xml:space="default">658 (49%)</w:t>
             </w:r>
           </w:p>
         </w:tc>
@@ -369,54 +417,6 @@
                 <w:sz w:val="20"/>
               </w:rPr>
               <w:t xml:space="default"/>
-            </w:r>
-          </w:p>
-        </w:tc>
-        <w:tc>
-          <w:tcPr>
-            <w:tcBorders>
-              <w:top w:val="single" w:space="0" w:color="D3D3D3"/>
-              <w:bottom w:val="single" w:space="0" w:color="D3D3D3"/>
-              <w:start w:val="single" w:space="0" w:color="D3D3D3"/>
-              <w:end w:val="single" w:space="0" w:color="D3D3D3"/>
-            </w:tcBorders>
-          </w:tcPr>
-          <w:p>
-            <w:pPr>
-              <w:spacing w:before="0" w:after="60"/>
-              <w:keepNext/>
-              <w:jc w:val="center"/>
-            </w:pPr>
-            <w:r>
-              <w:rPr>
-                <w:rFonts w:ascii="Calibri" w:hAnsi="Calibri"/>
-                <w:sz w:val="20"/>
-              </w:rPr>
-              <w:t xml:space="default"/>
-            </w:r>
-          </w:p>
-        </w:tc>
-        <w:tc>
-          <w:tcPr>
-            <w:tcBorders>
-              <w:top w:val="single" w:space="0" w:color="D3D3D3"/>
-              <w:bottom w:val="single" w:space="0" w:color="D3D3D3"/>
-              <w:start w:val="single" w:space="0" w:color="D3D3D3"/>
-              <w:end w:val="single" w:space="0" w:color="D3D3D3"/>
-            </w:tcBorders>
-          </w:tcPr>
-          <w:p>
-            <w:pPr>
-              <w:spacing w:before="0" w:after="60"/>
-              <w:keepNext/>
-              <w:jc w:val="center"/>
-            </w:pPr>
-            <w:r>
-              <w:rPr>
-                <w:rFonts w:ascii="Calibri" w:hAnsi="Calibri"/>
-                <w:sz w:val="20"/>
-              </w:rPr>
-              <w:t xml:space="default">0.3</w:t>
             </w:r>
           </w:p>
         </w:tc>
@@ -445,55 +445,55 @@
                 <w:rFonts w:ascii="Calibri" w:hAnsi="Calibri"/>
                 <w:sz w:val="20"/>
               </w:rPr>
-              <w:t xml:space="default">    Male</w:t>
-            </w:r>
-          </w:p>
-        </w:tc>
-        <w:tc>
-          <w:tcPr>
-            <w:tcBorders>
-              <w:top w:val="single" w:space="0" w:color="D3D3D3"/>
-              <w:bottom w:val="single" w:space="0" w:color="D3D3D3"/>
-              <w:start w:val="single" w:space="0" w:color="D3D3D3"/>
-              <w:end w:val="single" w:space="0" w:color="D3D3D3"/>
-            </w:tcBorders>
-          </w:tcPr>
-          <w:p>
-            <w:pPr>
-              <w:spacing w:before="0" w:after="60"/>
-              <w:keepNext/>
-              <w:jc w:val="center"/>
-            </w:pPr>
-            <w:r>
-              <w:rPr>
-                <w:rFonts w:ascii="Calibri" w:hAnsi="Calibri"/>
-                <w:sz w:val="20"/>
-              </w:rPr>
-              <w:t xml:space="default">2,044 (52%)</w:t>
-            </w:r>
-          </w:p>
-        </w:tc>
-        <w:tc>
-          <w:tcPr>
-            <w:tcBorders>
-              <w:top w:val="single" w:space="0" w:color="D3D3D3"/>
-              <w:bottom w:val="single" w:space="0" w:color="D3D3D3"/>
-              <w:start w:val="single" w:space="0" w:color="D3D3D3"/>
-              <w:end w:val="single" w:space="0" w:color="D3D3D3"/>
-            </w:tcBorders>
-          </w:tcPr>
-          <w:p>
-            <w:pPr>
-              <w:spacing w:before="0" w:after="60"/>
-              <w:keepNext/>
-              <w:jc w:val="center"/>
-            </w:pPr>
-            <w:r>
-              <w:rPr>
-                <w:rFonts w:ascii="Calibri" w:hAnsi="Calibri"/>
-                <w:sz w:val="20"/>
-              </w:rPr>
-              <w:t xml:space="default">658 (49%)</w:t>
+              <w:t xml:space="default">    Female</w:t>
+            </w:r>
+          </w:p>
+        </w:tc>
+        <w:tc>
+          <w:tcPr>
+            <w:tcBorders>
+              <w:top w:val="single" w:space="0" w:color="D3D3D3"/>
+              <w:bottom w:val="single" w:space="0" w:color="D3D3D3"/>
+              <w:start w:val="single" w:space="0" w:color="D3D3D3"/>
+              <w:end w:val="single" w:space="0" w:color="D3D3D3"/>
+            </w:tcBorders>
+          </w:tcPr>
+          <w:p>
+            <w:pPr>
+              <w:spacing w:before="0" w:after="60"/>
+              <w:keepNext/>
+              <w:jc w:val="center"/>
+            </w:pPr>
+            <w:r>
+              <w:rPr>
+                <w:rFonts w:ascii="Calibri" w:hAnsi="Calibri"/>
+                <w:sz w:val="20"/>
+              </w:rPr>
+              <w:t xml:space="default">1,953 (48%)</w:t>
+            </w:r>
+          </w:p>
+        </w:tc>
+        <w:tc>
+          <w:tcPr>
+            <w:tcBorders>
+              <w:top w:val="single" w:space="0" w:color="D3D3D3"/>
+              <w:bottom w:val="single" w:space="0" w:color="D3D3D3"/>
+              <w:start w:val="single" w:space="0" w:color="D3D3D3"/>
+              <w:end w:val="single" w:space="0" w:color="D3D3D3"/>
+            </w:tcBorders>
+          </w:tcPr>
+          <w:p>
+            <w:pPr>
+              <w:spacing w:before="0" w:after="60"/>
+              <w:keepNext/>
+              <w:jc w:val="center"/>
+            </w:pPr>
+            <w:r>
+              <w:rPr>
+                <w:rFonts w:ascii="Calibri" w:hAnsi="Calibri"/>
+                <w:sz w:val="20"/>
+              </w:rPr>
+              <w:t xml:space="default">692 (51%)</w:t>
             </w:r>
           </w:p>
         </w:tc>
@@ -546,79 +546,79 @@
                 <w:rFonts w:ascii="Calibri" w:hAnsi="Calibri"/>
                 <w:sz w:val="20"/>
               </w:rPr>
-              <w:t xml:space="default">    Female</w:t>
-            </w:r>
-          </w:p>
-        </w:tc>
-        <w:tc>
-          <w:tcPr>
-            <w:tcBorders>
-              <w:top w:val="single" w:space="0" w:color="D3D3D3"/>
-              <w:bottom w:val="single" w:space="0" w:color="D3D3D3"/>
-              <w:start w:val="single" w:space="0" w:color="D3D3D3"/>
-              <w:end w:val="single" w:space="0" w:color="D3D3D3"/>
-            </w:tcBorders>
-          </w:tcPr>
-          <w:p>
-            <w:pPr>
-              <w:spacing w:before="0" w:after="60"/>
-              <w:keepNext/>
-              <w:jc w:val="center"/>
-            </w:pPr>
-            <w:r>
-              <w:rPr>
-                <w:rFonts w:ascii="Calibri" w:hAnsi="Calibri"/>
-                <w:sz w:val="20"/>
-              </w:rPr>
-              <w:t xml:space="default">1,953 (48%)</w:t>
-            </w:r>
-          </w:p>
-        </w:tc>
-        <w:tc>
-          <w:tcPr>
-            <w:tcBorders>
-              <w:top w:val="single" w:space="0" w:color="D3D3D3"/>
-              <w:bottom w:val="single" w:space="0" w:color="D3D3D3"/>
-              <w:start w:val="single" w:space="0" w:color="D3D3D3"/>
-              <w:end w:val="single" w:space="0" w:color="D3D3D3"/>
-            </w:tcBorders>
-          </w:tcPr>
-          <w:p>
-            <w:pPr>
-              <w:spacing w:before="0" w:after="60"/>
-              <w:keepNext/>
-              <w:jc w:val="center"/>
-            </w:pPr>
-            <w:r>
-              <w:rPr>
-                <w:rFonts w:ascii="Calibri" w:hAnsi="Calibri"/>
-                <w:sz w:val="20"/>
-              </w:rPr>
-              <w:t xml:space="default">692 (51%)</w:t>
-            </w:r>
-          </w:p>
-        </w:tc>
-        <w:tc>
-          <w:tcPr>
-            <w:tcBorders>
-              <w:top w:val="single" w:space="0" w:color="D3D3D3"/>
-              <w:bottom w:val="single" w:space="0" w:color="D3D3D3"/>
-              <w:start w:val="single" w:space="0" w:color="D3D3D3"/>
-              <w:end w:val="single" w:space="0" w:color="D3D3D3"/>
-            </w:tcBorders>
-          </w:tcPr>
-          <w:p>
-            <w:pPr>
-              <w:spacing w:before="0" w:after="60"/>
-              <w:keepNext/>
-              <w:jc w:val="center"/>
-            </w:pPr>
-            <w:r>
-              <w:rPr>
-                <w:rFonts w:ascii="Calibri" w:hAnsi="Calibri"/>
-                <w:sz w:val="20"/>
-              </w:rPr>
-              <w:t xml:space="default"/>
+              <w:t xml:space="default">Age (Years)</w:t>
+            </w:r>
+          </w:p>
+        </w:tc>
+        <w:tc>
+          <w:tcPr>
+            <w:tcBorders>
+              <w:top w:val="single" w:space="0" w:color="D3D3D3"/>
+              <w:bottom w:val="single" w:space="0" w:color="D3D3D3"/>
+              <w:start w:val="single" w:space="0" w:color="D3D3D3"/>
+              <w:end w:val="single" w:space="0" w:color="D3D3D3"/>
+            </w:tcBorders>
+          </w:tcPr>
+          <w:p>
+            <w:pPr>
+              <w:spacing w:before="0" w:after="60"/>
+              <w:keepNext/>
+              <w:jc w:val="center"/>
+            </w:pPr>
+            <w:r>
+              <w:rPr>
+                <w:rFonts w:ascii="Calibri" w:hAnsi="Calibri"/>
+                <w:sz w:val="20"/>
+              </w:rPr>
+              <w:t xml:space="default">12.48 (0.06)</w:t>
+            </w:r>
+          </w:p>
+        </w:tc>
+        <w:tc>
+          <w:tcPr>
+            <w:tcBorders>
+              <w:top w:val="single" w:space="0" w:color="D3D3D3"/>
+              <w:bottom w:val="single" w:space="0" w:color="D3D3D3"/>
+              <w:start w:val="single" w:space="0" w:color="D3D3D3"/>
+              <w:end w:val="single" w:space="0" w:color="D3D3D3"/>
+            </w:tcBorders>
+          </w:tcPr>
+          <w:p>
+            <w:pPr>
+              <w:spacing w:before="0" w:after="60"/>
+              <w:keepNext/>
+              <w:jc w:val="center"/>
+            </w:pPr>
+            <w:r>
+              <w:rPr>
+                <w:rFonts w:ascii="Calibri" w:hAnsi="Calibri"/>
+                <w:sz w:val="20"/>
+              </w:rPr>
+              <w:t xml:space="default">12.66 (0.08)</w:t>
+            </w:r>
+          </w:p>
+        </w:tc>
+        <w:tc>
+          <w:tcPr>
+            <w:tcBorders>
+              <w:top w:val="single" w:space="0" w:color="D3D3D3"/>
+              <w:bottom w:val="single" w:space="0" w:color="D3D3D3"/>
+              <w:start w:val="single" w:space="0" w:color="D3D3D3"/>
+              <w:end w:val="single" w:space="0" w:color="D3D3D3"/>
+            </w:tcBorders>
+          </w:tcPr>
+          <w:p>
+            <w:pPr>
+              <w:spacing w:before="0" w:after="60"/>
+              <w:keepNext/>
+              <w:jc w:val="center"/>
+            </w:pPr>
+            <w:r>
+              <w:rPr>
+                <w:rFonts w:ascii="Calibri" w:hAnsi="Calibri"/>
+                <w:sz w:val="20"/>
+              </w:rPr>
+              <w:t xml:space="default">0.060</w:t>
             </w:r>
           </w:p>
         </w:tc>
@@ -647,7 +647,7 @@
                 <w:rFonts w:ascii="Calibri" w:hAnsi="Calibri"/>
                 <w:sz w:val="20"/>
               </w:rPr>
-              <w:t xml:space="default">Race/Ethnicity</w:t>
+              <w:t xml:space="default">Age Group</w:t>
             </w:r>
           </w:p>
         </w:tc>
@@ -719,7 +719,7 @@
                 <w:rFonts w:ascii="Calibri" w:hAnsi="Calibri"/>
                 <w:sz w:val="20"/>
               </w:rPr>
-              <w:t xml:space="default">&lt;0.001</w:t>
+              <w:t xml:space="default">0.025</w:t>
             </w:r>
           </w:p>
         </w:tc>
@@ -748,55 +748,55 @@
                 <w:rFonts w:ascii="Calibri" w:hAnsi="Calibri"/>
                 <w:sz w:val="20"/>
               </w:rPr>
-              <w:t xml:space="default">    Mexican American</w:t>
-            </w:r>
-          </w:p>
-        </w:tc>
-        <w:tc>
-          <w:tcPr>
-            <w:tcBorders>
-              <w:top w:val="single" w:space="0" w:color="D3D3D3"/>
-              <w:bottom w:val="single" w:space="0" w:color="D3D3D3"/>
-              <w:start w:val="single" w:space="0" w:color="D3D3D3"/>
-              <w:end w:val="single" w:space="0" w:color="D3D3D3"/>
-            </w:tcBorders>
-          </w:tcPr>
-          <w:p>
-            <w:pPr>
-              <w:spacing w:before="0" w:after="60"/>
-              <w:keepNext/>
-              <w:jc w:val="center"/>
-            </w:pPr>
-            <w:r>
-              <w:rPr>
-                <w:rFonts w:ascii="Calibri" w:hAnsi="Calibri"/>
-                <w:sz w:val="20"/>
-              </w:rPr>
-              <w:t xml:space="default">816 (15%)</w:t>
-            </w:r>
-          </w:p>
-        </w:tc>
-        <w:tc>
-          <w:tcPr>
-            <w:tcBorders>
-              <w:top w:val="single" w:space="0" w:color="D3D3D3"/>
-              <w:bottom w:val="single" w:space="0" w:color="D3D3D3"/>
-              <w:start w:val="single" w:space="0" w:color="D3D3D3"/>
-              <w:end w:val="single" w:space="0" w:color="D3D3D3"/>
-            </w:tcBorders>
-          </w:tcPr>
-          <w:p>
-            <w:pPr>
-              <w:spacing w:before="0" w:after="60"/>
-              <w:keepNext/>
-              <w:jc w:val="center"/>
-            </w:pPr>
-            <w:r>
-              <w:rPr>
-                <w:rFonts w:ascii="Calibri" w:hAnsi="Calibri"/>
-                <w:sz w:val="20"/>
-              </w:rPr>
-              <w:t xml:space="default">300 (18%)</w:t>
+              <w:t xml:space="default">    8–12 years</w:t>
+            </w:r>
+          </w:p>
+        </w:tc>
+        <w:tc>
+          <w:tcPr>
+            <w:tcBorders>
+              <w:top w:val="single" w:space="0" w:color="D3D3D3"/>
+              <w:bottom w:val="single" w:space="0" w:color="D3D3D3"/>
+              <w:start w:val="single" w:space="0" w:color="D3D3D3"/>
+              <w:end w:val="single" w:space="0" w:color="D3D3D3"/>
+            </w:tcBorders>
+          </w:tcPr>
+          <w:p>
+            <w:pPr>
+              <w:spacing w:before="0" w:after="60"/>
+              <w:keepNext/>
+              <w:jc w:val="center"/>
+            </w:pPr>
+            <w:r>
+              <w:rPr>
+                <w:rFonts w:ascii="Calibri" w:hAnsi="Calibri"/>
+                <w:sz w:val="20"/>
+              </w:rPr>
+              <w:t xml:space="default">2,230 (50%)</w:t>
+            </w:r>
+          </w:p>
+        </w:tc>
+        <w:tc>
+          <w:tcPr>
+            <w:tcBorders>
+              <w:top w:val="single" w:space="0" w:color="D3D3D3"/>
+              <w:bottom w:val="single" w:space="0" w:color="D3D3D3"/>
+              <w:start w:val="single" w:space="0" w:color="D3D3D3"/>
+              <w:end w:val="single" w:space="0" w:color="D3D3D3"/>
+            </w:tcBorders>
+          </w:tcPr>
+          <w:p>
+            <w:pPr>
+              <w:spacing w:before="0" w:after="60"/>
+              <w:keepNext/>
+              <w:jc w:val="center"/>
+            </w:pPr>
+            <w:r>
+              <w:rPr>
+                <w:rFonts w:ascii="Calibri" w:hAnsi="Calibri"/>
+                <w:sz w:val="20"/>
+              </w:rPr>
+              <w:t xml:space="default">684 (47%)</w:t>
             </w:r>
           </w:p>
         </w:tc>
@@ -849,55 +849,55 @@
                 <w:rFonts w:ascii="Calibri" w:hAnsi="Calibri"/>
                 <w:sz w:val="20"/>
               </w:rPr>
-              <w:t xml:space="default">    Other Hispanic</w:t>
-            </w:r>
-          </w:p>
-        </w:tc>
-        <w:tc>
-          <w:tcPr>
-            <w:tcBorders>
-              <w:top w:val="single" w:space="0" w:color="D3D3D3"/>
-              <w:bottom w:val="single" w:space="0" w:color="D3D3D3"/>
-              <w:start w:val="single" w:space="0" w:color="D3D3D3"/>
-              <w:end w:val="single" w:space="0" w:color="D3D3D3"/>
-            </w:tcBorders>
-          </w:tcPr>
-          <w:p>
-            <w:pPr>
-              <w:spacing w:before="0" w:after="60"/>
-              <w:keepNext/>
-              <w:jc w:val="center"/>
-            </w:pPr>
-            <w:r>
-              <w:rPr>
-                <w:rFonts w:ascii="Calibri" w:hAnsi="Calibri"/>
-                <w:sz w:val="20"/>
-              </w:rPr>
-              <w:t xml:space="default">384 (7.1%)</w:t>
-            </w:r>
-          </w:p>
-        </w:tc>
-        <w:tc>
-          <w:tcPr>
-            <w:tcBorders>
-              <w:top w:val="single" w:space="0" w:color="D3D3D3"/>
-              <w:bottom w:val="single" w:space="0" w:color="D3D3D3"/>
-              <w:start w:val="single" w:space="0" w:color="D3D3D3"/>
-              <w:end w:val="single" w:space="0" w:color="D3D3D3"/>
-            </w:tcBorders>
-          </w:tcPr>
-          <w:p>
-            <w:pPr>
-              <w:spacing w:before="0" w:after="60"/>
-              <w:keepNext/>
-              <w:jc w:val="center"/>
-            </w:pPr>
-            <w:r>
-              <w:rPr>
-                <w:rFonts w:ascii="Calibri" w:hAnsi="Calibri"/>
-                <w:sz w:val="20"/>
-              </w:rPr>
-              <w:t xml:space="default">173 (10%)</w:t>
+              <w:t xml:space="default">    12–17 years</w:t>
+            </w:r>
+          </w:p>
+        </w:tc>
+        <w:tc>
+          <w:tcPr>
+            <w:tcBorders>
+              <w:top w:val="single" w:space="0" w:color="D3D3D3"/>
+              <w:bottom w:val="single" w:space="0" w:color="D3D3D3"/>
+              <w:start w:val="single" w:space="0" w:color="D3D3D3"/>
+              <w:end w:val="single" w:space="0" w:color="D3D3D3"/>
+            </w:tcBorders>
+          </w:tcPr>
+          <w:p>
+            <w:pPr>
+              <w:spacing w:before="0" w:after="60"/>
+              <w:keepNext/>
+              <w:jc w:val="center"/>
+            </w:pPr>
+            <w:r>
+              <w:rPr>
+                <w:rFonts w:ascii="Calibri" w:hAnsi="Calibri"/>
+                <w:sz w:val="20"/>
+              </w:rPr>
+              <w:t xml:space="default">1,767 (50%)</w:t>
+            </w:r>
+          </w:p>
+        </w:tc>
+        <w:tc>
+          <w:tcPr>
+            <w:tcBorders>
+              <w:top w:val="single" w:space="0" w:color="D3D3D3"/>
+              <w:bottom w:val="single" w:space="0" w:color="D3D3D3"/>
+              <w:start w:val="single" w:space="0" w:color="D3D3D3"/>
+              <w:end w:val="single" w:space="0" w:color="D3D3D3"/>
+            </w:tcBorders>
+          </w:tcPr>
+          <w:p>
+            <w:pPr>
+              <w:spacing w:before="0" w:after="60"/>
+              <w:keepNext/>
+              <w:jc w:val="center"/>
+            </w:pPr>
+            <w:r>
+              <w:rPr>
+                <w:rFonts w:ascii="Calibri" w:hAnsi="Calibri"/>
+                <w:sz w:val="20"/>
+              </w:rPr>
+              <w:t xml:space="default">666 (53%)</w:t>
             </w:r>
           </w:p>
         </w:tc>
@@ -950,55 +950,7 @@
                 <w:rFonts w:ascii="Calibri" w:hAnsi="Calibri"/>
                 <w:sz w:val="20"/>
               </w:rPr>
-              <w:t xml:space="default">    Non-Hispanic White</w:t>
-            </w:r>
-          </w:p>
-        </w:tc>
-        <w:tc>
-          <w:tcPr>
-            <w:tcBorders>
-              <w:top w:val="single" w:space="0" w:color="D3D3D3"/>
-              <w:bottom w:val="single" w:space="0" w:color="D3D3D3"/>
-              <w:start w:val="single" w:space="0" w:color="D3D3D3"/>
-              <w:end w:val="single" w:space="0" w:color="D3D3D3"/>
-            </w:tcBorders>
-          </w:tcPr>
-          <w:p>
-            <w:pPr>
-              <w:spacing w:before="0" w:after="60"/>
-              <w:keepNext/>
-              <w:jc w:val="center"/>
-            </w:pPr>
-            <w:r>
-              <w:rPr>
-                <w:rFonts w:ascii="Calibri" w:hAnsi="Calibri"/>
-                <w:sz w:val="20"/>
-              </w:rPr>
-              <w:t xml:space="default">1,180 (55%)</w:t>
-            </w:r>
-          </w:p>
-        </w:tc>
-        <w:tc>
-          <w:tcPr>
-            <w:tcBorders>
-              <w:top w:val="single" w:space="0" w:color="D3D3D3"/>
-              <w:bottom w:val="single" w:space="0" w:color="D3D3D3"/>
-              <w:start w:val="single" w:space="0" w:color="D3D3D3"/>
-              <w:end w:val="single" w:space="0" w:color="D3D3D3"/>
-            </w:tcBorders>
-          </w:tcPr>
-          <w:p>
-            <w:pPr>
-              <w:spacing w:before="0" w:after="60"/>
-              <w:keepNext/>
-              <w:jc w:val="center"/>
-            </w:pPr>
-            <w:r>
-              <w:rPr>
-                <w:rFonts w:ascii="Calibri" w:hAnsi="Calibri"/>
-                <w:sz w:val="20"/>
-              </w:rPr>
-              <w:t xml:space="default">299 (44%)</w:t>
+              <w:t xml:space="default">Race/Ethnicity</w:t>
             </w:r>
           </w:p>
         </w:tc>
@@ -1023,6 +975,54 @@
                 <w:sz w:val="20"/>
               </w:rPr>
               <w:t xml:space="default"/>
+            </w:r>
+          </w:p>
+        </w:tc>
+        <w:tc>
+          <w:tcPr>
+            <w:tcBorders>
+              <w:top w:val="single" w:space="0" w:color="D3D3D3"/>
+              <w:bottom w:val="single" w:space="0" w:color="D3D3D3"/>
+              <w:start w:val="single" w:space="0" w:color="D3D3D3"/>
+              <w:end w:val="single" w:space="0" w:color="D3D3D3"/>
+            </w:tcBorders>
+          </w:tcPr>
+          <w:p>
+            <w:pPr>
+              <w:spacing w:before="0" w:after="60"/>
+              <w:keepNext/>
+              <w:jc w:val="center"/>
+            </w:pPr>
+            <w:r>
+              <w:rPr>
+                <w:rFonts w:ascii="Calibri" w:hAnsi="Calibri"/>
+                <w:sz w:val="20"/>
+              </w:rPr>
+              <w:t xml:space="default"/>
+            </w:r>
+          </w:p>
+        </w:tc>
+        <w:tc>
+          <w:tcPr>
+            <w:tcBorders>
+              <w:top w:val="single" w:space="0" w:color="D3D3D3"/>
+              <w:bottom w:val="single" w:space="0" w:color="D3D3D3"/>
+              <w:start w:val="single" w:space="0" w:color="D3D3D3"/>
+              <w:end w:val="single" w:space="0" w:color="D3D3D3"/>
+            </w:tcBorders>
+          </w:tcPr>
+          <w:p>
+            <w:pPr>
+              <w:spacing w:before="0" w:after="60"/>
+              <w:keepNext/>
+              <w:jc w:val="center"/>
+            </w:pPr>
+            <w:r>
+              <w:rPr>
+                <w:rFonts w:ascii="Calibri" w:hAnsi="Calibri"/>
+                <w:sz w:val="20"/>
+              </w:rPr>
+              <w:t xml:space="default">&lt;0.001</w:t>
             </w:r>
           </w:p>
         </w:tc>
@@ -1051,55 +1051,55 @@
                 <w:rFonts w:ascii="Calibri" w:hAnsi="Calibri"/>
                 <w:sz w:val="20"/>
               </w:rPr>
-              <w:t xml:space="default">    Non-Hispanic Black</w:t>
-            </w:r>
-          </w:p>
-        </w:tc>
-        <w:tc>
-          <w:tcPr>
-            <w:tcBorders>
-              <w:top w:val="single" w:space="0" w:color="D3D3D3"/>
-              <w:bottom w:val="single" w:space="0" w:color="D3D3D3"/>
-              <w:start w:val="single" w:space="0" w:color="D3D3D3"/>
-              <w:end w:val="single" w:space="0" w:color="D3D3D3"/>
-            </w:tcBorders>
-          </w:tcPr>
-          <w:p>
-            <w:pPr>
-              <w:spacing w:before="0" w:after="60"/>
-              <w:keepNext/>
-              <w:jc w:val="center"/>
-            </w:pPr>
-            <w:r>
-              <w:rPr>
-                <w:rFonts w:ascii="Calibri" w:hAnsi="Calibri"/>
-                <w:sz w:val="20"/>
-              </w:rPr>
-              <w:t xml:space="default">971 (13%)</w:t>
-            </w:r>
-          </w:p>
-        </w:tc>
-        <w:tc>
-          <w:tcPr>
-            <w:tcBorders>
-              <w:top w:val="single" w:space="0" w:color="D3D3D3"/>
-              <w:bottom w:val="single" w:space="0" w:color="D3D3D3"/>
-              <w:start w:val="single" w:space="0" w:color="D3D3D3"/>
-              <w:end w:val="single" w:space="0" w:color="D3D3D3"/>
-            </w:tcBorders>
-          </w:tcPr>
-          <w:p>
-            <w:pPr>
-              <w:spacing w:before="0" w:after="60"/>
-              <w:keepNext/>
-              <w:jc w:val="center"/>
-            </w:pPr>
-            <w:r>
-              <w:rPr>
-                <w:rFonts w:ascii="Calibri" w:hAnsi="Calibri"/>
-                <w:sz w:val="20"/>
-              </w:rPr>
-              <w:t xml:space="default">316 (15%)</w:t>
+              <w:t xml:space="default">    Mexican American</w:t>
+            </w:r>
+          </w:p>
+        </w:tc>
+        <w:tc>
+          <w:tcPr>
+            <w:tcBorders>
+              <w:top w:val="single" w:space="0" w:color="D3D3D3"/>
+              <w:bottom w:val="single" w:space="0" w:color="D3D3D3"/>
+              <w:start w:val="single" w:space="0" w:color="D3D3D3"/>
+              <w:end w:val="single" w:space="0" w:color="D3D3D3"/>
+            </w:tcBorders>
+          </w:tcPr>
+          <w:p>
+            <w:pPr>
+              <w:spacing w:before="0" w:after="60"/>
+              <w:keepNext/>
+              <w:jc w:val="center"/>
+            </w:pPr>
+            <w:r>
+              <w:rPr>
+                <w:rFonts w:ascii="Calibri" w:hAnsi="Calibri"/>
+                <w:sz w:val="20"/>
+              </w:rPr>
+              <w:t xml:space="default">816 (15%)</w:t>
+            </w:r>
+          </w:p>
+        </w:tc>
+        <w:tc>
+          <w:tcPr>
+            <w:tcBorders>
+              <w:top w:val="single" w:space="0" w:color="D3D3D3"/>
+              <w:bottom w:val="single" w:space="0" w:color="D3D3D3"/>
+              <w:start w:val="single" w:space="0" w:color="D3D3D3"/>
+              <w:end w:val="single" w:space="0" w:color="D3D3D3"/>
+            </w:tcBorders>
+          </w:tcPr>
+          <w:p>
+            <w:pPr>
+              <w:spacing w:before="0" w:after="60"/>
+              <w:keepNext/>
+              <w:jc w:val="center"/>
+            </w:pPr>
+            <w:r>
+              <w:rPr>
+                <w:rFonts w:ascii="Calibri" w:hAnsi="Calibri"/>
+                <w:sz w:val="20"/>
+              </w:rPr>
+              <w:t xml:space="default">300 (18%)</w:t>
             </w:r>
           </w:p>
         </w:tc>
@@ -1152,55 +1152,55 @@
                 <w:rFonts w:ascii="Calibri" w:hAnsi="Calibri"/>
                 <w:sz w:val="20"/>
               </w:rPr>
-              <w:t xml:space="default">    Non-Hispanic Asian</w:t>
-            </w:r>
-          </w:p>
-        </w:tc>
-        <w:tc>
-          <w:tcPr>
-            <w:tcBorders>
-              <w:top w:val="single" w:space="0" w:color="D3D3D3"/>
-              <w:bottom w:val="single" w:space="0" w:color="D3D3D3"/>
-              <w:start w:val="single" w:space="0" w:color="D3D3D3"/>
-              <w:end w:val="single" w:space="0" w:color="D3D3D3"/>
-            </w:tcBorders>
-          </w:tcPr>
-          <w:p>
-            <w:pPr>
-              <w:spacing w:before="0" w:after="60"/>
-              <w:keepNext/>
-              <w:jc w:val="center"/>
-            </w:pPr>
-            <w:r>
-              <w:rPr>
-                <w:rFonts w:ascii="Calibri" w:hAnsi="Calibri"/>
-                <w:sz w:val="20"/>
-              </w:rPr>
-              <w:t xml:space="default">347 (4.1%)</w:t>
-            </w:r>
-          </w:p>
-        </w:tc>
-        <w:tc>
-          <w:tcPr>
-            <w:tcBorders>
-              <w:top w:val="single" w:space="0" w:color="D3D3D3"/>
-              <w:bottom w:val="single" w:space="0" w:color="D3D3D3"/>
-              <w:start w:val="single" w:space="0" w:color="D3D3D3"/>
-              <w:end w:val="single" w:space="0" w:color="D3D3D3"/>
-            </w:tcBorders>
-          </w:tcPr>
-          <w:p>
-            <w:pPr>
-              <w:spacing w:before="0" w:after="60"/>
-              <w:keepNext/>
-              <w:jc w:val="center"/>
-            </w:pPr>
-            <w:r>
-              <w:rPr>
-                <w:rFonts w:ascii="Calibri" w:hAnsi="Calibri"/>
-                <w:sz w:val="20"/>
-              </w:rPr>
-              <w:t xml:space="default">177 (6.8%)</w:t>
+              <w:t xml:space="default">    Other Hispanic</w:t>
+            </w:r>
+          </w:p>
+        </w:tc>
+        <w:tc>
+          <w:tcPr>
+            <w:tcBorders>
+              <w:top w:val="single" w:space="0" w:color="D3D3D3"/>
+              <w:bottom w:val="single" w:space="0" w:color="D3D3D3"/>
+              <w:start w:val="single" w:space="0" w:color="D3D3D3"/>
+              <w:end w:val="single" w:space="0" w:color="D3D3D3"/>
+            </w:tcBorders>
+          </w:tcPr>
+          <w:p>
+            <w:pPr>
+              <w:spacing w:before="0" w:after="60"/>
+              <w:keepNext/>
+              <w:jc w:val="center"/>
+            </w:pPr>
+            <w:r>
+              <w:rPr>
+                <w:rFonts w:ascii="Calibri" w:hAnsi="Calibri"/>
+                <w:sz w:val="20"/>
+              </w:rPr>
+              <w:t xml:space="default">384 (7.1%)</w:t>
+            </w:r>
+          </w:p>
+        </w:tc>
+        <w:tc>
+          <w:tcPr>
+            <w:tcBorders>
+              <w:top w:val="single" w:space="0" w:color="D3D3D3"/>
+              <w:bottom w:val="single" w:space="0" w:color="D3D3D3"/>
+              <w:start w:val="single" w:space="0" w:color="D3D3D3"/>
+              <w:end w:val="single" w:space="0" w:color="D3D3D3"/>
+            </w:tcBorders>
+          </w:tcPr>
+          <w:p>
+            <w:pPr>
+              <w:spacing w:before="0" w:after="60"/>
+              <w:keepNext/>
+              <w:jc w:val="center"/>
+            </w:pPr>
+            <w:r>
+              <w:rPr>
+                <w:rFonts w:ascii="Calibri" w:hAnsi="Calibri"/>
+                <w:sz w:val="20"/>
+              </w:rPr>
+              <w:t xml:space="default">173 (10%)</w:t>
             </w:r>
           </w:p>
         </w:tc>
@@ -1253,55 +1253,55 @@
                 <w:rFonts w:ascii="Calibri" w:hAnsi="Calibri"/>
                 <w:sz w:val="20"/>
               </w:rPr>
-              <w:t xml:space="default">    Other Race - Including Multi-Racial</w:t>
-            </w:r>
-          </w:p>
-        </w:tc>
-        <w:tc>
-          <w:tcPr>
-            <w:tcBorders>
-              <w:top w:val="single" w:space="0" w:color="D3D3D3"/>
-              <w:bottom w:val="single" w:space="0" w:color="D3D3D3"/>
-              <w:start w:val="single" w:space="0" w:color="D3D3D3"/>
-              <w:end w:val="single" w:space="0" w:color="D3D3D3"/>
-            </w:tcBorders>
-          </w:tcPr>
-          <w:p>
-            <w:pPr>
-              <w:spacing w:before="0" w:after="60"/>
-              <w:keepNext/>
-              <w:jc w:val="center"/>
-            </w:pPr>
-            <w:r>
-              <w:rPr>
-                <w:rFonts w:ascii="Calibri" w:hAnsi="Calibri"/>
-                <w:sz w:val="20"/>
-              </w:rPr>
-              <w:t xml:space="default">299 (6.0%)</w:t>
-            </w:r>
-          </w:p>
-        </w:tc>
-        <w:tc>
-          <w:tcPr>
-            <w:tcBorders>
-              <w:top w:val="single" w:space="0" w:color="D3D3D3"/>
-              <w:bottom w:val="single" w:space="0" w:color="D3D3D3"/>
-              <w:start w:val="single" w:space="0" w:color="D3D3D3"/>
-              <w:end w:val="single" w:space="0" w:color="D3D3D3"/>
-            </w:tcBorders>
-          </w:tcPr>
-          <w:p>
-            <w:pPr>
-              <w:spacing w:before="0" w:after="60"/>
-              <w:keepNext/>
-              <w:jc w:val="center"/>
-            </w:pPr>
-            <w:r>
-              <w:rPr>
-                <w:rFonts w:ascii="Calibri" w:hAnsi="Calibri"/>
-                <w:sz w:val="20"/>
-              </w:rPr>
-              <w:t xml:space="default">85 (5.2%)</w:t>
+              <w:t xml:space="default">    Non-Hispanic White</w:t>
+            </w:r>
+          </w:p>
+        </w:tc>
+        <w:tc>
+          <w:tcPr>
+            <w:tcBorders>
+              <w:top w:val="single" w:space="0" w:color="D3D3D3"/>
+              <w:bottom w:val="single" w:space="0" w:color="D3D3D3"/>
+              <w:start w:val="single" w:space="0" w:color="D3D3D3"/>
+              <w:end w:val="single" w:space="0" w:color="D3D3D3"/>
+            </w:tcBorders>
+          </w:tcPr>
+          <w:p>
+            <w:pPr>
+              <w:spacing w:before="0" w:after="60"/>
+              <w:keepNext/>
+              <w:jc w:val="center"/>
+            </w:pPr>
+            <w:r>
+              <w:rPr>
+                <w:rFonts w:ascii="Calibri" w:hAnsi="Calibri"/>
+                <w:sz w:val="20"/>
+              </w:rPr>
+              <w:t xml:space="default">1,180 (55%)</w:t>
+            </w:r>
+          </w:p>
+        </w:tc>
+        <w:tc>
+          <w:tcPr>
+            <w:tcBorders>
+              <w:top w:val="single" w:space="0" w:color="D3D3D3"/>
+              <w:bottom w:val="single" w:space="0" w:color="D3D3D3"/>
+              <w:start w:val="single" w:space="0" w:color="D3D3D3"/>
+              <w:end w:val="single" w:space="0" w:color="D3D3D3"/>
+            </w:tcBorders>
+          </w:tcPr>
+          <w:p>
+            <w:pPr>
+              <w:spacing w:before="0" w:after="60"/>
+              <w:keepNext/>
+              <w:jc w:val="center"/>
+            </w:pPr>
+            <w:r>
+              <w:rPr>
+                <w:rFonts w:ascii="Calibri" w:hAnsi="Calibri"/>
+                <w:sz w:val="20"/>
+              </w:rPr>
+              <w:t xml:space="default">299 (44%)</w:t>
             </w:r>
           </w:p>
         </w:tc>
@@ -1354,7 +1354,55 @@
                 <w:rFonts w:ascii="Calibri" w:hAnsi="Calibri"/>
                 <w:sz w:val="20"/>
               </w:rPr>
-              <w:t xml:space="default">Household Poverty Income Ratio (PIR)</w:t>
+              <w:t xml:space="default">    Non-Hispanic Black</w:t>
+            </w:r>
+          </w:p>
+        </w:tc>
+        <w:tc>
+          <w:tcPr>
+            <w:tcBorders>
+              <w:top w:val="single" w:space="0" w:color="D3D3D3"/>
+              <w:bottom w:val="single" w:space="0" w:color="D3D3D3"/>
+              <w:start w:val="single" w:space="0" w:color="D3D3D3"/>
+              <w:end w:val="single" w:space="0" w:color="D3D3D3"/>
+            </w:tcBorders>
+          </w:tcPr>
+          <w:p>
+            <w:pPr>
+              <w:spacing w:before="0" w:after="60"/>
+              <w:keepNext/>
+              <w:jc w:val="center"/>
+            </w:pPr>
+            <w:r>
+              <w:rPr>
+                <w:rFonts w:ascii="Calibri" w:hAnsi="Calibri"/>
+                <w:sz w:val="20"/>
+              </w:rPr>
+              <w:t xml:space="default">971 (13%)</w:t>
+            </w:r>
+          </w:p>
+        </w:tc>
+        <w:tc>
+          <w:tcPr>
+            <w:tcBorders>
+              <w:top w:val="single" w:space="0" w:color="D3D3D3"/>
+              <w:bottom w:val="single" w:space="0" w:color="D3D3D3"/>
+              <w:start w:val="single" w:space="0" w:color="D3D3D3"/>
+              <w:end w:val="single" w:space="0" w:color="D3D3D3"/>
+            </w:tcBorders>
+          </w:tcPr>
+          <w:p>
+            <w:pPr>
+              <w:spacing w:before="0" w:after="60"/>
+              <w:keepNext/>
+              <w:jc w:val="center"/>
+            </w:pPr>
+            <w:r>
+              <w:rPr>
+                <w:rFonts w:ascii="Calibri" w:hAnsi="Calibri"/>
+                <w:sz w:val="20"/>
+              </w:rPr>
+              <w:t xml:space="default">316 (15%)</w:t>
             </w:r>
           </w:p>
         </w:tc>
@@ -1379,54 +1427,6 @@
                 <w:sz w:val="20"/>
               </w:rPr>
               <w:t xml:space="default"/>
-            </w:r>
-          </w:p>
-        </w:tc>
-        <w:tc>
-          <w:tcPr>
-            <w:tcBorders>
-              <w:top w:val="single" w:space="0" w:color="D3D3D3"/>
-              <w:bottom w:val="single" w:space="0" w:color="D3D3D3"/>
-              <w:start w:val="single" w:space="0" w:color="D3D3D3"/>
-              <w:end w:val="single" w:space="0" w:color="D3D3D3"/>
-            </w:tcBorders>
-          </w:tcPr>
-          <w:p>
-            <w:pPr>
-              <w:spacing w:before="0" w:after="60"/>
-              <w:keepNext/>
-              <w:jc w:val="center"/>
-            </w:pPr>
-            <w:r>
-              <w:rPr>
-                <w:rFonts w:ascii="Calibri" w:hAnsi="Calibri"/>
-                <w:sz w:val="20"/>
-              </w:rPr>
-              <w:t xml:space="default"/>
-            </w:r>
-          </w:p>
-        </w:tc>
-        <w:tc>
-          <w:tcPr>
-            <w:tcBorders>
-              <w:top w:val="single" w:space="0" w:color="D3D3D3"/>
-              <w:bottom w:val="single" w:space="0" w:color="D3D3D3"/>
-              <w:start w:val="single" w:space="0" w:color="D3D3D3"/>
-              <w:end w:val="single" w:space="0" w:color="D3D3D3"/>
-            </w:tcBorders>
-          </w:tcPr>
-          <w:p>
-            <w:pPr>
-              <w:spacing w:before="0" w:after="60"/>
-              <w:keepNext/>
-              <w:jc w:val="center"/>
-            </w:pPr>
-            <w:r>
-              <w:rPr>
-                <w:rFonts w:ascii="Calibri" w:hAnsi="Calibri"/>
-                <w:sz w:val="20"/>
-              </w:rPr>
-              <w:t xml:space="default">0.7</w:t>
             </w:r>
           </w:p>
         </w:tc>
@@ -1455,55 +1455,55 @@
                 <w:rFonts w:ascii="Calibri" w:hAnsi="Calibri"/>
                 <w:sz w:val="20"/>
               </w:rPr>
-              <w:t xml:space="default">    Poverty (&lt; 100% PIR)</w:t>
-            </w:r>
-          </w:p>
-        </w:tc>
-        <w:tc>
-          <w:tcPr>
-            <w:tcBorders>
-              <w:top w:val="single" w:space="0" w:color="D3D3D3"/>
-              <w:bottom w:val="single" w:space="0" w:color="D3D3D3"/>
-              <w:start w:val="single" w:space="0" w:color="D3D3D3"/>
-              <w:end w:val="single" w:space="0" w:color="D3D3D3"/>
-            </w:tcBorders>
-          </w:tcPr>
-          <w:p>
-            <w:pPr>
-              <w:spacing w:before="0" w:after="60"/>
-              <w:keepNext/>
-              <w:jc w:val="center"/>
-            </w:pPr>
-            <w:r>
-              <w:rPr>
-                <w:rFonts w:ascii="Calibri" w:hAnsi="Calibri"/>
-                <w:sz w:val="20"/>
-              </w:rPr>
-              <w:t xml:space="default">1,201 (21%)</w:t>
-            </w:r>
-          </w:p>
-        </w:tc>
-        <w:tc>
-          <w:tcPr>
-            <w:tcBorders>
-              <w:top w:val="single" w:space="0" w:color="D3D3D3"/>
-              <w:bottom w:val="single" w:space="0" w:color="D3D3D3"/>
-              <w:start w:val="single" w:space="0" w:color="D3D3D3"/>
-              <w:end w:val="single" w:space="0" w:color="D3D3D3"/>
-            </w:tcBorders>
-          </w:tcPr>
-          <w:p>
-            <w:pPr>
-              <w:spacing w:before="0" w:after="60"/>
-              <w:keepNext/>
-              <w:jc w:val="center"/>
-            </w:pPr>
-            <w:r>
-              <w:rPr>
-                <w:rFonts w:ascii="Calibri" w:hAnsi="Calibri"/>
-                <w:sz w:val="20"/>
-              </w:rPr>
-              <w:t xml:space="default">260 (22%)</w:t>
+              <w:t xml:space="default">    Non-Hispanic Asian</w:t>
+            </w:r>
+          </w:p>
+        </w:tc>
+        <w:tc>
+          <w:tcPr>
+            <w:tcBorders>
+              <w:top w:val="single" w:space="0" w:color="D3D3D3"/>
+              <w:bottom w:val="single" w:space="0" w:color="D3D3D3"/>
+              <w:start w:val="single" w:space="0" w:color="D3D3D3"/>
+              <w:end w:val="single" w:space="0" w:color="D3D3D3"/>
+            </w:tcBorders>
+          </w:tcPr>
+          <w:p>
+            <w:pPr>
+              <w:spacing w:before="0" w:after="60"/>
+              <w:keepNext/>
+              <w:jc w:val="center"/>
+            </w:pPr>
+            <w:r>
+              <w:rPr>
+                <w:rFonts w:ascii="Calibri" w:hAnsi="Calibri"/>
+                <w:sz w:val="20"/>
+              </w:rPr>
+              <w:t xml:space="default">347 (4.1%)</w:t>
+            </w:r>
+          </w:p>
+        </w:tc>
+        <w:tc>
+          <w:tcPr>
+            <w:tcBorders>
+              <w:top w:val="single" w:space="0" w:color="D3D3D3"/>
+              <w:bottom w:val="single" w:space="0" w:color="D3D3D3"/>
+              <w:start w:val="single" w:space="0" w:color="D3D3D3"/>
+              <w:end w:val="single" w:space="0" w:color="D3D3D3"/>
+            </w:tcBorders>
+          </w:tcPr>
+          <w:p>
+            <w:pPr>
+              <w:spacing w:before="0" w:after="60"/>
+              <w:keepNext/>
+              <w:jc w:val="center"/>
+            </w:pPr>
+            <w:r>
+              <w:rPr>
+                <w:rFonts w:ascii="Calibri" w:hAnsi="Calibri"/>
+                <w:sz w:val="20"/>
+              </w:rPr>
+              <w:t xml:space="default">177 (6.8%)</w:t>
             </w:r>
           </w:p>
         </w:tc>
@@ -1556,55 +1556,55 @@
                 <w:rFonts w:ascii="Calibri" w:hAnsi="Calibri"/>
                 <w:sz w:val="20"/>
               </w:rPr>
-              <w:t xml:space="default">    Near Poverty (100-130% PIR)</w:t>
-            </w:r>
-          </w:p>
-        </w:tc>
-        <w:tc>
-          <w:tcPr>
-            <w:tcBorders>
-              <w:top w:val="single" w:space="0" w:color="D3D3D3"/>
-              <w:bottom w:val="single" w:space="0" w:color="D3D3D3"/>
-              <w:start w:val="single" w:space="0" w:color="D3D3D3"/>
-              <w:end w:val="single" w:space="0" w:color="D3D3D3"/>
-            </w:tcBorders>
-          </w:tcPr>
-          <w:p>
-            <w:pPr>
-              <w:spacing w:before="0" w:after="60"/>
-              <w:keepNext/>
-              <w:jc w:val="center"/>
-            </w:pPr>
-            <w:r>
-              <w:rPr>
-                <w:rFonts w:ascii="Calibri" w:hAnsi="Calibri"/>
-                <w:sz w:val="20"/>
-              </w:rPr>
-              <w:t xml:space="default">487 (9.3%)</w:t>
-            </w:r>
-          </w:p>
-        </w:tc>
-        <w:tc>
-          <w:tcPr>
-            <w:tcBorders>
-              <w:top w:val="single" w:space="0" w:color="D3D3D3"/>
-              <w:bottom w:val="single" w:space="0" w:color="D3D3D3"/>
-              <w:start w:val="single" w:space="0" w:color="D3D3D3"/>
-              <w:end w:val="single" w:space="0" w:color="D3D3D3"/>
-            </w:tcBorders>
-          </w:tcPr>
-          <w:p>
-            <w:pPr>
-              <w:spacing w:before="0" w:after="60"/>
-              <w:keepNext/>
-              <w:jc w:val="center"/>
-            </w:pPr>
-            <w:r>
-              <w:rPr>
-                <w:rFonts w:ascii="Calibri" w:hAnsi="Calibri"/>
-                <w:sz w:val="20"/>
-              </w:rPr>
-              <w:t xml:space="default">85 (7.2%)</w:t>
+              <w:t xml:space="default">    Other Race - Including Multi-Racial</w:t>
+            </w:r>
+          </w:p>
+        </w:tc>
+        <w:tc>
+          <w:tcPr>
+            <w:tcBorders>
+              <w:top w:val="single" w:space="0" w:color="D3D3D3"/>
+              <w:bottom w:val="single" w:space="0" w:color="D3D3D3"/>
+              <w:start w:val="single" w:space="0" w:color="D3D3D3"/>
+              <w:end w:val="single" w:space="0" w:color="D3D3D3"/>
+            </w:tcBorders>
+          </w:tcPr>
+          <w:p>
+            <w:pPr>
+              <w:spacing w:before="0" w:after="60"/>
+              <w:keepNext/>
+              <w:jc w:val="center"/>
+            </w:pPr>
+            <w:r>
+              <w:rPr>
+                <w:rFonts w:ascii="Calibri" w:hAnsi="Calibri"/>
+                <w:sz w:val="20"/>
+              </w:rPr>
+              <w:t xml:space="default">299 (6.0%)</w:t>
+            </w:r>
+          </w:p>
+        </w:tc>
+        <w:tc>
+          <w:tcPr>
+            <w:tcBorders>
+              <w:top w:val="single" w:space="0" w:color="D3D3D3"/>
+              <w:bottom w:val="single" w:space="0" w:color="D3D3D3"/>
+              <w:start w:val="single" w:space="0" w:color="D3D3D3"/>
+              <w:end w:val="single" w:space="0" w:color="D3D3D3"/>
+            </w:tcBorders>
+          </w:tcPr>
+          <w:p>
+            <w:pPr>
+              <w:spacing w:before="0" w:after="60"/>
+              <w:keepNext/>
+              <w:jc w:val="center"/>
+            </w:pPr>
+            <w:r>
+              <w:rPr>
+                <w:rFonts w:ascii="Calibri" w:hAnsi="Calibri"/>
+                <w:sz w:val="20"/>
+              </w:rPr>
+              <w:t xml:space="default">85 (5.2%)</w:t>
             </w:r>
           </w:p>
         </w:tc>
@@ -1657,55 +1657,7 @@
                 <w:rFonts w:ascii="Calibri" w:hAnsi="Calibri"/>
                 <w:sz w:val="20"/>
               </w:rPr>
-              <w:t xml:space="default">    Low-Middle Income (131-199% PIR)</w:t>
-            </w:r>
-          </w:p>
-        </w:tc>
-        <w:tc>
-          <w:tcPr>
-            <w:tcBorders>
-              <w:top w:val="single" w:space="0" w:color="D3D3D3"/>
-              <w:bottom w:val="single" w:space="0" w:color="D3D3D3"/>
-              <w:start w:val="single" w:space="0" w:color="D3D3D3"/>
-              <w:end w:val="single" w:space="0" w:color="D3D3D3"/>
-            </w:tcBorders>
-          </w:tcPr>
-          <w:p>
-            <w:pPr>
-              <w:spacing w:before="0" w:after="60"/>
-              <w:keepNext/>
-              <w:jc w:val="center"/>
-            </w:pPr>
-            <w:r>
-              <w:rPr>
-                <w:rFonts w:ascii="Calibri" w:hAnsi="Calibri"/>
-                <w:sz w:val="20"/>
-              </w:rPr>
-              <w:t xml:space="default">693 (15%)</w:t>
-            </w:r>
-          </w:p>
-        </w:tc>
-        <w:tc>
-          <w:tcPr>
-            <w:tcBorders>
-              <w:top w:val="single" w:space="0" w:color="D3D3D3"/>
-              <w:bottom w:val="single" w:space="0" w:color="D3D3D3"/>
-              <w:start w:val="single" w:space="0" w:color="D3D3D3"/>
-              <w:end w:val="single" w:space="0" w:color="D3D3D3"/>
-            </w:tcBorders>
-          </w:tcPr>
-          <w:p>
-            <w:pPr>
-              <w:spacing w:before="0" w:after="60"/>
-              <w:keepNext/>
-              <w:jc w:val="center"/>
-            </w:pPr>
-            <w:r>
-              <w:rPr>
-                <w:rFonts w:ascii="Calibri" w:hAnsi="Calibri"/>
-                <w:sz w:val="20"/>
-              </w:rPr>
-              <w:t xml:space="default">154 (16%)</w:t>
+              <w:t xml:space="default">Household Poverty Income Ratio (PIR)</w:t>
             </w:r>
           </w:p>
         </w:tc>
@@ -1730,6 +1682,54 @@
                 <w:sz w:val="20"/>
               </w:rPr>
               <w:t xml:space="default"/>
+            </w:r>
+          </w:p>
+        </w:tc>
+        <w:tc>
+          <w:tcPr>
+            <w:tcBorders>
+              <w:top w:val="single" w:space="0" w:color="D3D3D3"/>
+              <w:bottom w:val="single" w:space="0" w:color="D3D3D3"/>
+              <w:start w:val="single" w:space="0" w:color="D3D3D3"/>
+              <w:end w:val="single" w:space="0" w:color="D3D3D3"/>
+            </w:tcBorders>
+          </w:tcPr>
+          <w:p>
+            <w:pPr>
+              <w:spacing w:before="0" w:after="60"/>
+              <w:keepNext/>
+              <w:jc w:val="center"/>
+            </w:pPr>
+            <w:r>
+              <w:rPr>
+                <w:rFonts w:ascii="Calibri" w:hAnsi="Calibri"/>
+                <w:sz w:val="20"/>
+              </w:rPr>
+              <w:t xml:space="default"/>
+            </w:r>
+          </w:p>
+        </w:tc>
+        <w:tc>
+          <w:tcPr>
+            <w:tcBorders>
+              <w:top w:val="single" w:space="0" w:color="D3D3D3"/>
+              <w:bottom w:val="single" w:space="0" w:color="D3D3D3"/>
+              <w:start w:val="single" w:space="0" w:color="D3D3D3"/>
+              <w:end w:val="single" w:space="0" w:color="D3D3D3"/>
+            </w:tcBorders>
+          </w:tcPr>
+          <w:p>
+            <w:pPr>
+              <w:spacing w:before="0" w:after="60"/>
+              <w:keepNext/>
+              <w:jc w:val="center"/>
+            </w:pPr>
+            <w:r>
+              <w:rPr>
+                <w:rFonts w:ascii="Calibri" w:hAnsi="Calibri"/>
+                <w:sz w:val="20"/>
+              </w:rPr>
+              <w:t xml:space="default">0.7</w:t>
             </w:r>
           </w:p>
         </w:tc>
@@ -1758,55 +1758,55 @@
                 <w:rFonts w:ascii="Calibri" w:hAnsi="Calibri"/>
                 <w:sz w:val="20"/>
               </w:rPr>
-              <w:t xml:space="default">    High-Middle Income (200-350% PIR)</w:t>
-            </w:r>
-          </w:p>
-        </w:tc>
-        <w:tc>
-          <w:tcPr>
-            <w:tcBorders>
-              <w:top w:val="single" w:space="0" w:color="D3D3D3"/>
-              <w:bottom w:val="single" w:space="0" w:color="D3D3D3"/>
-              <w:start w:val="single" w:space="0" w:color="D3D3D3"/>
-              <w:end w:val="single" w:space="0" w:color="D3D3D3"/>
-            </w:tcBorders>
-          </w:tcPr>
-          <w:p>
-            <w:pPr>
-              <w:spacing w:before="0" w:after="60"/>
-              <w:keepNext/>
-              <w:jc w:val="center"/>
-            </w:pPr>
-            <w:r>
-              <w:rPr>
-                <w:rFonts w:ascii="Calibri" w:hAnsi="Calibri"/>
-                <w:sz w:val="20"/>
-              </w:rPr>
-              <w:t xml:space="default">788 (24%)</w:t>
-            </w:r>
-          </w:p>
-        </w:tc>
-        <w:tc>
-          <w:tcPr>
-            <w:tcBorders>
-              <w:top w:val="single" w:space="0" w:color="D3D3D3"/>
-              <w:bottom w:val="single" w:space="0" w:color="D3D3D3"/>
-              <w:start w:val="single" w:space="0" w:color="D3D3D3"/>
-              <w:end w:val="single" w:space="0" w:color="D3D3D3"/>
-            </w:tcBorders>
-          </w:tcPr>
-          <w:p>
-            <w:pPr>
-              <w:spacing w:before="0" w:after="60"/>
-              <w:keepNext/>
-              <w:jc w:val="center"/>
-            </w:pPr>
-            <w:r>
-              <w:rPr>
-                <w:rFonts w:ascii="Calibri" w:hAnsi="Calibri"/>
-                <w:sz w:val="20"/>
-              </w:rPr>
-              <w:t xml:space="default">199 (25%)</w:t>
+              <w:t xml:space="default">    Poverty (&lt; 100% PIR)</w:t>
+            </w:r>
+          </w:p>
+        </w:tc>
+        <w:tc>
+          <w:tcPr>
+            <w:tcBorders>
+              <w:top w:val="single" w:space="0" w:color="D3D3D3"/>
+              <w:bottom w:val="single" w:space="0" w:color="D3D3D3"/>
+              <w:start w:val="single" w:space="0" w:color="D3D3D3"/>
+              <w:end w:val="single" w:space="0" w:color="D3D3D3"/>
+            </w:tcBorders>
+          </w:tcPr>
+          <w:p>
+            <w:pPr>
+              <w:spacing w:before="0" w:after="60"/>
+              <w:keepNext/>
+              <w:jc w:val="center"/>
+            </w:pPr>
+            <w:r>
+              <w:rPr>
+                <w:rFonts w:ascii="Calibri" w:hAnsi="Calibri"/>
+                <w:sz w:val="20"/>
+              </w:rPr>
+              <w:t xml:space="default">1,201 (21%)</w:t>
+            </w:r>
+          </w:p>
+        </w:tc>
+        <w:tc>
+          <w:tcPr>
+            <w:tcBorders>
+              <w:top w:val="single" w:space="0" w:color="D3D3D3"/>
+              <w:bottom w:val="single" w:space="0" w:color="D3D3D3"/>
+              <w:start w:val="single" w:space="0" w:color="D3D3D3"/>
+              <w:end w:val="single" w:space="0" w:color="D3D3D3"/>
+            </w:tcBorders>
+          </w:tcPr>
+          <w:p>
+            <w:pPr>
+              <w:spacing w:before="0" w:after="60"/>
+              <w:keepNext/>
+              <w:jc w:val="center"/>
+            </w:pPr>
+            <w:r>
+              <w:rPr>
+                <w:rFonts w:ascii="Calibri" w:hAnsi="Calibri"/>
+                <w:sz w:val="20"/>
+              </w:rPr>
+              <w:t xml:space="default">260 (22%)</w:t>
             </w:r>
           </w:p>
         </w:tc>
@@ -1859,55 +1859,55 @@
                 <w:rFonts w:ascii="Calibri" w:hAnsi="Calibri"/>
                 <w:sz w:val="20"/>
               </w:rPr>
-              <w:t xml:space="default">    High Income (&gt; 350% PIR)</w:t>
-            </w:r>
-          </w:p>
-        </w:tc>
-        <w:tc>
-          <w:tcPr>
-            <w:tcBorders>
-              <w:top w:val="single" w:space="0" w:color="D3D3D3"/>
-              <w:bottom w:val="single" w:space="0" w:color="D3D3D3"/>
-              <w:start w:val="single" w:space="0" w:color="D3D3D3"/>
-              <w:end w:val="single" w:space="0" w:color="D3D3D3"/>
-            </w:tcBorders>
-          </w:tcPr>
-          <w:p>
-            <w:pPr>
-              <w:spacing w:before="0" w:after="60"/>
-              <w:keepNext/>
-              <w:jc w:val="center"/>
-            </w:pPr>
-            <w:r>
-              <w:rPr>
-                <w:rFonts w:ascii="Calibri" w:hAnsi="Calibri"/>
-                <w:sz w:val="20"/>
-              </w:rPr>
-              <w:t xml:space="default">828 (30%)</w:t>
-            </w:r>
-          </w:p>
-        </w:tc>
-        <w:tc>
-          <w:tcPr>
-            <w:tcBorders>
-              <w:top w:val="single" w:space="0" w:color="D3D3D3"/>
-              <w:bottom w:val="single" w:space="0" w:color="D3D3D3"/>
-              <w:start w:val="single" w:space="0" w:color="D3D3D3"/>
-              <w:end w:val="single" w:space="0" w:color="D3D3D3"/>
-            </w:tcBorders>
-          </w:tcPr>
-          <w:p>
-            <w:pPr>
-              <w:spacing w:before="0" w:after="60"/>
-              <w:keepNext/>
-              <w:jc w:val="center"/>
-            </w:pPr>
-            <w:r>
-              <w:rPr>
-                <w:rFonts w:ascii="Calibri" w:hAnsi="Calibri"/>
-                <w:sz w:val="20"/>
-              </w:rPr>
-              <w:t xml:space="default">201 (30%)</w:t>
+              <w:t xml:space="default">    Near Poverty (100-130% PIR)</w:t>
+            </w:r>
+          </w:p>
+        </w:tc>
+        <w:tc>
+          <w:tcPr>
+            <w:tcBorders>
+              <w:top w:val="single" w:space="0" w:color="D3D3D3"/>
+              <w:bottom w:val="single" w:space="0" w:color="D3D3D3"/>
+              <w:start w:val="single" w:space="0" w:color="D3D3D3"/>
+              <w:end w:val="single" w:space="0" w:color="D3D3D3"/>
+            </w:tcBorders>
+          </w:tcPr>
+          <w:p>
+            <w:pPr>
+              <w:spacing w:before="0" w:after="60"/>
+              <w:keepNext/>
+              <w:jc w:val="center"/>
+            </w:pPr>
+            <w:r>
+              <w:rPr>
+                <w:rFonts w:ascii="Calibri" w:hAnsi="Calibri"/>
+                <w:sz w:val="20"/>
+              </w:rPr>
+              <w:t xml:space="default">487 (9.3%)</w:t>
+            </w:r>
+          </w:p>
+        </w:tc>
+        <w:tc>
+          <w:tcPr>
+            <w:tcBorders>
+              <w:top w:val="single" w:space="0" w:color="D3D3D3"/>
+              <w:bottom w:val="single" w:space="0" w:color="D3D3D3"/>
+              <w:start w:val="single" w:space="0" w:color="D3D3D3"/>
+              <w:end w:val="single" w:space="0" w:color="D3D3D3"/>
+            </w:tcBorders>
+          </w:tcPr>
+          <w:p>
+            <w:pPr>
+              <w:spacing w:before="0" w:after="60"/>
+              <w:keepNext/>
+              <w:jc w:val="center"/>
+            </w:pPr>
+            <w:r>
+              <w:rPr>
+                <w:rFonts w:ascii="Calibri" w:hAnsi="Calibri"/>
+                <w:sz w:val="20"/>
+              </w:rPr>
+              <w:t xml:space="default">85 (7.2%)</w:t>
             </w:r>
           </w:p>
         </w:tc>
@@ -1960,7 +1960,55 @@
                 <w:rFonts w:ascii="Calibri" w:hAnsi="Calibri"/>
                 <w:sz w:val="20"/>
               </w:rPr>
-              <w:t xml:space="default">Parent Education</w:t>
+              <w:t xml:space="default">    Low-Middle Income (131-199% PIR)</w:t>
+            </w:r>
+          </w:p>
+        </w:tc>
+        <w:tc>
+          <w:tcPr>
+            <w:tcBorders>
+              <w:top w:val="single" w:space="0" w:color="D3D3D3"/>
+              <w:bottom w:val="single" w:space="0" w:color="D3D3D3"/>
+              <w:start w:val="single" w:space="0" w:color="D3D3D3"/>
+              <w:end w:val="single" w:space="0" w:color="D3D3D3"/>
+            </w:tcBorders>
+          </w:tcPr>
+          <w:p>
+            <w:pPr>
+              <w:spacing w:before="0" w:after="60"/>
+              <w:keepNext/>
+              <w:jc w:val="center"/>
+            </w:pPr>
+            <w:r>
+              <w:rPr>
+                <w:rFonts w:ascii="Calibri" w:hAnsi="Calibri"/>
+                <w:sz w:val="20"/>
+              </w:rPr>
+              <w:t xml:space="default">693 (15%)</w:t>
+            </w:r>
+          </w:p>
+        </w:tc>
+        <w:tc>
+          <w:tcPr>
+            <w:tcBorders>
+              <w:top w:val="single" w:space="0" w:color="D3D3D3"/>
+              <w:bottom w:val="single" w:space="0" w:color="D3D3D3"/>
+              <w:start w:val="single" w:space="0" w:color="D3D3D3"/>
+              <w:end w:val="single" w:space="0" w:color="D3D3D3"/>
+            </w:tcBorders>
+          </w:tcPr>
+          <w:p>
+            <w:pPr>
+              <w:spacing w:before="0" w:after="60"/>
+              <w:keepNext/>
+              <w:jc w:val="center"/>
+            </w:pPr>
+            <w:r>
+              <w:rPr>
+                <w:rFonts w:ascii="Calibri" w:hAnsi="Calibri"/>
+                <w:sz w:val="20"/>
+              </w:rPr>
+              <w:t xml:space="default">154 (16%)</w:t>
             </w:r>
           </w:p>
         </w:tc>
@@ -1985,54 +2033,6 @@
                 <w:sz w:val="20"/>
               </w:rPr>
               <w:t xml:space="default"/>
-            </w:r>
-          </w:p>
-        </w:tc>
-        <w:tc>
-          <w:tcPr>
-            <w:tcBorders>
-              <w:top w:val="single" w:space="0" w:color="D3D3D3"/>
-              <w:bottom w:val="single" w:space="0" w:color="D3D3D3"/>
-              <w:start w:val="single" w:space="0" w:color="D3D3D3"/>
-              <w:end w:val="single" w:space="0" w:color="D3D3D3"/>
-            </w:tcBorders>
-          </w:tcPr>
-          <w:p>
-            <w:pPr>
-              <w:spacing w:before="0" w:after="60"/>
-              <w:keepNext/>
-              <w:jc w:val="center"/>
-            </w:pPr>
-            <w:r>
-              <w:rPr>
-                <w:rFonts w:ascii="Calibri" w:hAnsi="Calibri"/>
-                <w:sz w:val="20"/>
-              </w:rPr>
-              <w:t xml:space="default"/>
-            </w:r>
-          </w:p>
-        </w:tc>
-        <w:tc>
-          <w:tcPr>
-            <w:tcBorders>
-              <w:top w:val="single" w:space="0" w:color="D3D3D3"/>
-              <w:bottom w:val="single" w:space="0" w:color="D3D3D3"/>
-              <w:start w:val="single" w:space="0" w:color="D3D3D3"/>
-              <w:end w:val="single" w:space="0" w:color="D3D3D3"/>
-            </w:tcBorders>
-          </w:tcPr>
-          <w:p>
-            <w:pPr>
-              <w:spacing w:before="0" w:after="60"/>
-              <w:keepNext/>
-              <w:jc w:val="center"/>
-            </w:pPr>
-            <w:r>
-              <w:rPr>
-                <w:rFonts w:ascii="Calibri" w:hAnsi="Calibri"/>
-                <w:sz w:val="20"/>
-              </w:rPr>
-              <w:t xml:space="default">0.006</w:t>
             </w:r>
           </w:p>
         </w:tc>
@@ -2061,55 +2061,55 @@
                 <w:rFonts w:ascii="Calibri" w:hAnsi="Calibri"/>
                 <w:sz w:val="20"/>
               </w:rPr>
-              <w:t xml:space="default">    Less than High School</w:t>
-            </w:r>
-          </w:p>
-        </w:tc>
-        <w:tc>
-          <w:tcPr>
-            <w:tcBorders>
-              <w:top w:val="single" w:space="0" w:color="D3D3D3"/>
-              <w:bottom w:val="single" w:space="0" w:color="D3D3D3"/>
-              <w:start w:val="single" w:space="0" w:color="D3D3D3"/>
-              <w:end w:val="single" w:space="0" w:color="D3D3D3"/>
-            </w:tcBorders>
-          </w:tcPr>
-          <w:p>
-            <w:pPr>
-              <w:spacing w:before="0" w:after="60"/>
-              <w:keepNext/>
-              <w:jc w:val="center"/>
-            </w:pPr>
-            <w:r>
-              <w:rPr>
-                <w:rFonts w:ascii="Calibri" w:hAnsi="Calibri"/>
-                <w:sz w:val="20"/>
-              </w:rPr>
-              <w:t xml:space="default">896 (17%)</w:t>
-            </w:r>
-          </w:p>
-        </w:tc>
-        <w:tc>
-          <w:tcPr>
-            <w:tcBorders>
-              <w:top w:val="single" w:space="0" w:color="D3D3D3"/>
-              <w:bottom w:val="single" w:space="0" w:color="D3D3D3"/>
-              <w:start w:val="single" w:space="0" w:color="D3D3D3"/>
-              <w:end w:val="single" w:space="0" w:color="D3D3D3"/>
-            </w:tcBorders>
-          </w:tcPr>
-          <w:p>
-            <w:pPr>
-              <w:spacing w:before="0" w:after="60"/>
-              <w:keepNext/>
-              <w:jc w:val="center"/>
-            </w:pPr>
-            <w:r>
-              <w:rPr>
-                <w:rFonts w:ascii="Calibri" w:hAnsi="Calibri"/>
-                <w:sz w:val="20"/>
-              </w:rPr>
-              <w:t xml:space="default">329 (24%)</w:t>
+              <w:t xml:space="default">    High-Middle Income (200-350% PIR)</w:t>
+            </w:r>
+          </w:p>
+        </w:tc>
+        <w:tc>
+          <w:tcPr>
+            <w:tcBorders>
+              <w:top w:val="single" w:space="0" w:color="D3D3D3"/>
+              <w:bottom w:val="single" w:space="0" w:color="D3D3D3"/>
+              <w:start w:val="single" w:space="0" w:color="D3D3D3"/>
+              <w:end w:val="single" w:space="0" w:color="D3D3D3"/>
+            </w:tcBorders>
+          </w:tcPr>
+          <w:p>
+            <w:pPr>
+              <w:spacing w:before="0" w:after="60"/>
+              <w:keepNext/>
+              <w:jc w:val="center"/>
+            </w:pPr>
+            <w:r>
+              <w:rPr>
+                <w:rFonts w:ascii="Calibri" w:hAnsi="Calibri"/>
+                <w:sz w:val="20"/>
+              </w:rPr>
+              <w:t xml:space="default">788 (24%)</w:t>
+            </w:r>
+          </w:p>
+        </w:tc>
+        <w:tc>
+          <w:tcPr>
+            <w:tcBorders>
+              <w:top w:val="single" w:space="0" w:color="D3D3D3"/>
+              <w:bottom w:val="single" w:space="0" w:color="D3D3D3"/>
+              <w:start w:val="single" w:space="0" w:color="D3D3D3"/>
+              <w:end w:val="single" w:space="0" w:color="D3D3D3"/>
+            </w:tcBorders>
+          </w:tcPr>
+          <w:p>
+            <w:pPr>
+              <w:spacing w:before="0" w:after="60"/>
+              <w:keepNext/>
+              <w:jc w:val="center"/>
+            </w:pPr>
+            <w:r>
+              <w:rPr>
+                <w:rFonts w:ascii="Calibri" w:hAnsi="Calibri"/>
+                <w:sz w:val="20"/>
+              </w:rPr>
+              <w:t xml:space="default">199 (25%)</w:t>
             </w:r>
           </w:p>
         </w:tc>
@@ -2162,55 +2162,55 @@
                 <w:rFonts w:ascii="Calibri" w:hAnsi="Calibri"/>
                 <w:sz w:val="20"/>
               </w:rPr>
-              <w:t xml:space="default">    High School / Some College</w:t>
-            </w:r>
-          </w:p>
-        </w:tc>
-        <w:tc>
-          <w:tcPr>
-            <w:tcBorders>
-              <w:top w:val="single" w:space="0" w:color="D3D3D3"/>
-              <w:bottom w:val="single" w:space="0" w:color="D3D3D3"/>
-              <w:start w:val="single" w:space="0" w:color="D3D3D3"/>
-              <w:end w:val="single" w:space="0" w:color="D3D3D3"/>
-            </w:tcBorders>
-          </w:tcPr>
-          <w:p>
-            <w:pPr>
-              <w:spacing w:before="0" w:after="60"/>
-              <w:keepNext/>
-              <w:jc w:val="center"/>
-            </w:pPr>
-            <w:r>
-              <w:rPr>
-                <w:rFonts w:ascii="Calibri" w:hAnsi="Calibri"/>
-                <w:sz w:val="20"/>
-              </w:rPr>
-              <w:t xml:space="default">2,193 (54%)</w:t>
-            </w:r>
-          </w:p>
-        </w:tc>
-        <w:tc>
-          <w:tcPr>
-            <w:tcBorders>
-              <w:top w:val="single" w:space="0" w:color="D3D3D3"/>
-              <w:bottom w:val="single" w:space="0" w:color="D3D3D3"/>
-              <w:start w:val="single" w:space="0" w:color="D3D3D3"/>
-              <w:end w:val="single" w:space="0" w:color="D3D3D3"/>
-            </w:tcBorders>
-          </w:tcPr>
-          <w:p>
-            <w:pPr>
-              <w:spacing w:before="0" w:after="60"/>
-              <w:keepNext/>
-              <w:jc w:val="center"/>
-            </w:pPr>
-            <w:r>
-              <w:rPr>
-                <w:rFonts w:ascii="Calibri" w:hAnsi="Calibri"/>
-                <w:sz w:val="20"/>
-              </w:rPr>
-              <w:t xml:space="default">593 (50%)</w:t>
+              <w:t xml:space="default">    High Income (&gt; 350% PIR)</w:t>
+            </w:r>
+          </w:p>
+        </w:tc>
+        <w:tc>
+          <w:tcPr>
+            <w:tcBorders>
+              <w:top w:val="single" w:space="0" w:color="D3D3D3"/>
+              <w:bottom w:val="single" w:space="0" w:color="D3D3D3"/>
+              <w:start w:val="single" w:space="0" w:color="D3D3D3"/>
+              <w:end w:val="single" w:space="0" w:color="D3D3D3"/>
+            </w:tcBorders>
+          </w:tcPr>
+          <w:p>
+            <w:pPr>
+              <w:spacing w:before="0" w:after="60"/>
+              <w:keepNext/>
+              <w:jc w:val="center"/>
+            </w:pPr>
+            <w:r>
+              <w:rPr>
+                <w:rFonts w:ascii="Calibri" w:hAnsi="Calibri"/>
+                <w:sz w:val="20"/>
+              </w:rPr>
+              <w:t xml:space="default">828 (30%)</w:t>
+            </w:r>
+          </w:p>
+        </w:tc>
+        <w:tc>
+          <w:tcPr>
+            <w:tcBorders>
+              <w:top w:val="single" w:space="0" w:color="D3D3D3"/>
+              <w:bottom w:val="single" w:space="0" w:color="D3D3D3"/>
+              <w:start w:val="single" w:space="0" w:color="D3D3D3"/>
+              <w:end w:val="single" w:space="0" w:color="D3D3D3"/>
+            </w:tcBorders>
+          </w:tcPr>
+          <w:p>
+            <w:pPr>
+              <w:spacing w:before="0" w:after="60"/>
+              <w:keepNext/>
+              <w:jc w:val="center"/>
+            </w:pPr>
+            <w:r>
+              <w:rPr>
+                <w:rFonts w:ascii="Calibri" w:hAnsi="Calibri"/>
+                <w:sz w:val="20"/>
+              </w:rPr>
+              <w:t xml:space="default">201 (30%)</w:t>
             </w:r>
           </w:p>
         </w:tc>
@@ -2263,55 +2263,7 @@
                 <w:rFonts w:ascii="Calibri" w:hAnsi="Calibri"/>
                 <w:sz w:val="20"/>
               </w:rPr>
-              <w:t xml:space="default">    College Grad or Above</w:t>
-            </w:r>
-          </w:p>
-        </w:tc>
-        <w:tc>
-          <w:tcPr>
-            <w:tcBorders>
-              <w:top w:val="single" w:space="0" w:color="D3D3D3"/>
-              <w:bottom w:val="single" w:space="0" w:color="D3D3D3"/>
-              <w:start w:val="single" w:space="0" w:color="D3D3D3"/>
-              <w:end w:val="single" w:space="0" w:color="D3D3D3"/>
-            </w:tcBorders>
-          </w:tcPr>
-          <w:p>
-            <w:pPr>
-              <w:spacing w:before="0" w:after="60"/>
-              <w:keepNext/>
-              <w:jc w:val="center"/>
-            </w:pPr>
-            <w:r>
-              <w:rPr>
-                <w:rFonts w:ascii="Calibri" w:hAnsi="Calibri"/>
-                <w:sz w:val="20"/>
-              </w:rPr>
-              <w:t xml:space="default">908 (29%)</w:t>
-            </w:r>
-          </w:p>
-        </w:tc>
-        <w:tc>
-          <w:tcPr>
-            <w:tcBorders>
-              <w:top w:val="single" w:space="0" w:color="D3D3D3"/>
-              <w:bottom w:val="single" w:space="0" w:color="D3D3D3"/>
-              <w:start w:val="single" w:space="0" w:color="D3D3D3"/>
-              <w:end w:val="single" w:space="0" w:color="D3D3D3"/>
-            </w:tcBorders>
-          </w:tcPr>
-          <w:p>
-            <w:pPr>
-              <w:spacing w:before="0" w:after="60"/>
-              <w:keepNext/>
-              <w:jc w:val="center"/>
-            </w:pPr>
-            <w:r>
-              <w:rPr>
-                <w:rFonts w:ascii="Calibri" w:hAnsi="Calibri"/>
-                <w:sz w:val="20"/>
-              </w:rPr>
-              <w:t xml:space="default">240 (25%)</w:t>
+              <w:t xml:space="default">Parent Education</w:t>
             </w:r>
           </w:p>
         </w:tc>
@@ -2336,6 +2288,54 @@
                 <w:sz w:val="20"/>
               </w:rPr>
               <w:t xml:space="default"/>
+            </w:r>
+          </w:p>
+        </w:tc>
+        <w:tc>
+          <w:tcPr>
+            <w:tcBorders>
+              <w:top w:val="single" w:space="0" w:color="D3D3D3"/>
+              <w:bottom w:val="single" w:space="0" w:color="D3D3D3"/>
+              <w:start w:val="single" w:space="0" w:color="D3D3D3"/>
+              <w:end w:val="single" w:space="0" w:color="D3D3D3"/>
+            </w:tcBorders>
+          </w:tcPr>
+          <w:p>
+            <w:pPr>
+              <w:spacing w:before="0" w:after="60"/>
+              <w:keepNext/>
+              <w:jc w:val="center"/>
+            </w:pPr>
+            <w:r>
+              <w:rPr>
+                <w:rFonts w:ascii="Calibri" w:hAnsi="Calibri"/>
+                <w:sz w:val="20"/>
+              </w:rPr>
+              <w:t xml:space="default"/>
+            </w:r>
+          </w:p>
+        </w:tc>
+        <w:tc>
+          <w:tcPr>
+            <w:tcBorders>
+              <w:top w:val="single" w:space="0" w:color="D3D3D3"/>
+              <w:bottom w:val="single" w:space="0" w:color="D3D3D3"/>
+              <w:start w:val="single" w:space="0" w:color="D3D3D3"/>
+              <w:end w:val="single" w:space="0" w:color="D3D3D3"/>
+            </w:tcBorders>
+          </w:tcPr>
+          <w:p>
+            <w:pPr>
+              <w:spacing w:before="0" w:after="60"/>
+              <w:keepNext/>
+              <w:jc w:val="center"/>
+            </w:pPr>
+            <w:r>
+              <w:rPr>
+                <w:rFonts w:ascii="Calibri" w:hAnsi="Calibri"/>
+                <w:sz w:val="20"/>
+              </w:rPr>
+              <w:t xml:space="default">0.006</w:t>
             </w:r>
           </w:p>
         </w:tc>
@@ -2364,7 +2364,55 @@
                 <w:rFonts w:ascii="Calibri" w:hAnsi="Calibri"/>
                 <w:sz w:val="20"/>
               </w:rPr>
-              <w:t xml:space="default">Food Security Status</w:t>
+              <w:t xml:space="default">    Less than High School</w:t>
+            </w:r>
+          </w:p>
+        </w:tc>
+        <w:tc>
+          <w:tcPr>
+            <w:tcBorders>
+              <w:top w:val="single" w:space="0" w:color="D3D3D3"/>
+              <w:bottom w:val="single" w:space="0" w:color="D3D3D3"/>
+              <w:start w:val="single" w:space="0" w:color="D3D3D3"/>
+              <w:end w:val="single" w:space="0" w:color="D3D3D3"/>
+            </w:tcBorders>
+          </w:tcPr>
+          <w:p>
+            <w:pPr>
+              <w:spacing w:before="0" w:after="60"/>
+              <w:keepNext/>
+              <w:jc w:val="center"/>
+            </w:pPr>
+            <w:r>
+              <w:rPr>
+                <w:rFonts w:ascii="Calibri" w:hAnsi="Calibri"/>
+                <w:sz w:val="20"/>
+              </w:rPr>
+              <w:t xml:space="default">896 (17%)</w:t>
+            </w:r>
+          </w:p>
+        </w:tc>
+        <w:tc>
+          <w:tcPr>
+            <w:tcBorders>
+              <w:top w:val="single" w:space="0" w:color="D3D3D3"/>
+              <w:bottom w:val="single" w:space="0" w:color="D3D3D3"/>
+              <w:start w:val="single" w:space="0" w:color="D3D3D3"/>
+              <w:end w:val="single" w:space="0" w:color="D3D3D3"/>
+            </w:tcBorders>
+          </w:tcPr>
+          <w:p>
+            <w:pPr>
+              <w:spacing w:before="0" w:after="60"/>
+              <w:keepNext/>
+              <w:jc w:val="center"/>
+            </w:pPr>
+            <w:r>
+              <w:rPr>
+                <w:rFonts w:ascii="Calibri" w:hAnsi="Calibri"/>
+                <w:sz w:val="20"/>
+              </w:rPr>
+              <w:t xml:space="default">329 (24%)</w:t>
             </w:r>
           </w:p>
         </w:tc>
@@ -2389,54 +2437,6 @@
                 <w:sz w:val="20"/>
               </w:rPr>
               <w:t xml:space="default"/>
-            </w:r>
-          </w:p>
-        </w:tc>
-        <w:tc>
-          <w:tcPr>
-            <w:tcBorders>
-              <w:top w:val="single" w:space="0" w:color="D3D3D3"/>
-              <w:bottom w:val="single" w:space="0" w:color="D3D3D3"/>
-              <w:start w:val="single" w:space="0" w:color="D3D3D3"/>
-              <w:end w:val="single" w:space="0" w:color="D3D3D3"/>
-            </w:tcBorders>
-          </w:tcPr>
-          <w:p>
-            <w:pPr>
-              <w:spacing w:before="0" w:after="60"/>
-              <w:keepNext/>
-              <w:jc w:val="center"/>
-            </w:pPr>
-            <w:r>
-              <w:rPr>
-                <w:rFonts w:ascii="Calibri" w:hAnsi="Calibri"/>
-                <w:sz w:val="20"/>
-              </w:rPr>
-              <w:t xml:space="default"/>
-            </w:r>
-          </w:p>
-        </w:tc>
-        <w:tc>
-          <w:tcPr>
-            <w:tcBorders>
-              <w:top w:val="single" w:space="0" w:color="D3D3D3"/>
-              <w:bottom w:val="single" w:space="0" w:color="D3D3D3"/>
-              <w:start w:val="single" w:space="0" w:color="D3D3D3"/>
-              <w:end w:val="single" w:space="0" w:color="D3D3D3"/>
-            </w:tcBorders>
-          </w:tcPr>
-          <w:p>
-            <w:pPr>
-              <w:spacing w:before="0" w:after="60"/>
-              <w:keepNext/>
-              <w:jc w:val="center"/>
-            </w:pPr>
-            <w:r>
-              <w:rPr>
-                <w:rFonts w:ascii="Calibri" w:hAnsi="Calibri"/>
-                <w:sz w:val="20"/>
-              </w:rPr>
-              <w:t xml:space="default">0.5</w:t>
             </w:r>
           </w:p>
         </w:tc>
@@ -2465,55 +2465,55 @@
                 <w:rFonts w:ascii="Calibri" w:hAnsi="Calibri"/>
                 <w:sz w:val="20"/>
               </w:rPr>
-              <w:t xml:space="default">    High/Marginal Food Security</w:t>
-            </w:r>
-          </w:p>
-        </w:tc>
-        <w:tc>
-          <w:tcPr>
-            <w:tcBorders>
-              <w:top w:val="single" w:space="0" w:color="D3D3D3"/>
-              <w:bottom w:val="single" w:space="0" w:color="D3D3D3"/>
-              <w:start w:val="single" w:space="0" w:color="D3D3D3"/>
-              <w:end w:val="single" w:space="0" w:color="D3D3D3"/>
-            </w:tcBorders>
-          </w:tcPr>
-          <w:p>
-            <w:pPr>
-              <w:spacing w:before="0" w:after="60"/>
-              <w:keepNext/>
-              <w:jc w:val="center"/>
-            </w:pPr>
-            <w:r>
-              <w:rPr>
-                <w:rFonts w:ascii="Calibri" w:hAnsi="Calibri"/>
-                <w:sz w:val="20"/>
-              </w:rPr>
-              <w:t xml:space="default">3,417 (88%)</w:t>
-            </w:r>
-          </w:p>
-        </w:tc>
-        <w:tc>
-          <w:tcPr>
-            <w:tcBorders>
-              <w:top w:val="single" w:space="0" w:color="D3D3D3"/>
-              <w:bottom w:val="single" w:space="0" w:color="D3D3D3"/>
-              <w:start w:val="single" w:space="0" w:color="D3D3D3"/>
-              <w:end w:val="single" w:space="0" w:color="D3D3D3"/>
-            </w:tcBorders>
-          </w:tcPr>
-          <w:p>
-            <w:pPr>
-              <w:spacing w:before="0" w:after="60"/>
-              <w:keepNext/>
-              <w:jc w:val="center"/>
-            </w:pPr>
-            <w:r>
-              <w:rPr>
-                <w:rFonts w:ascii="Calibri" w:hAnsi="Calibri"/>
-                <w:sz w:val="20"/>
-              </w:rPr>
-              <w:t xml:space="default">1,076 (89%)</w:t>
+              <w:t xml:space="default">    High School / Some College</w:t>
+            </w:r>
+          </w:p>
+        </w:tc>
+        <w:tc>
+          <w:tcPr>
+            <w:tcBorders>
+              <w:top w:val="single" w:space="0" w:color="D3D3D3"/>
+              <w:bottom w:val="single" w:space="0" w:color="D3D3D3"/>
+              <w:start w:val="single" w:space="0" w:color="D3D3D3"/>
+              <w:end w:val="single" w:space="0" w:color="D3D3D3"/>
+            </w:tcBorders>
+          </w:tcPr>
+          <w:p>
+            <w:pPr>
+              <w:spacing w:before="0" w:after="60"/>
+              <w:keepNext/>
+              <w:jc w:val="center"/>
+            </w:pPr>
+            <w:r>
+              <w:rPr>
+                <w:rFonts w:ascii="Calibri" w:hAnsi="Calibri"/>
+                <w:sz w:val="20"/>
+              </w:rPr>
+              <w:t xml:space="default">2,193 (54%)</w:t>
+            </w:r>
+          </w:p>
+        </w:tc>
+        <w:tc>
+          <w:tcPr>
+            <w:tcBorders>
+              <w:top w:val="single" w:space="0" w:color="D3D3D3"/>
+              <w:bottom w:val="single" w:space="0" w:color="D3D3D3"/>
+              <w:start w:val="single" w:space="0" w:color="D3D3D3"/>
+              <w:end w:val="single" w:space="0" w:color="D3D3D3"/>
+            </w:tcBorders>
+          </w:tcPr>
+          <w:p>
+            <w:pPr>
+              <w:spacing w:before="0" w:after="60"/>
+              <w:keepNext/>
+              <w:jc w:val="center"/>
+            </w:pPr>
+            <w:r>
+              <w:rPr>
+                <w:rFonts w:ascii="Calibri" w:hAnsi="Calibri"/>
+                <w:sz w:val="20"/>
+              </w:rPr>
+              <w:t xml:space="default">593 (50%)</w:t>
             </w:r>
           </w:p>
         </w:tc>
@@ -2566,55 +2566,55 @@
                 <w:rFonts w:ascii="Calibri" w:hAnsi="Calibri"/>
                 <w:sz w:val="20"/>
               </w:rPr>
-              <w:t xml:space="default">    Low/Very Low Food Security</w:t>
-            </w:r>
-          </w:p>
-        </w:tc>
-        <w:tc>
-          <w:tcPr>
-            <w:tcBorders>
-              <w:top w:val="single" w:space="0" w:color="D3D3D3"/>
-              <w:bottom w:val="single" w:space="0" w:color="D3D3D3"/>
-              <w:start w:val="single" w:space="0" w:color="D3D3D3"/>
-              <w:end w:val="single" w:space="0" w:color="D3D3D3"/>
-            </w:tcBorders>
-          </w:tcPr>
-          <w:p>
-            <w:pPr>
-              <w:spacing w:before="0" w:after="60"/>
-              <w:keepNext/>
-              <w:jc w:val="center"/>
-            </w:pPr>
-            <w:r>
-              <w:rPr>
-                <w:rFonts w:ascii="Calibri" w:hAnsi="Calibri"/>
-                <w:sz w:val="20"/>
-              </w:rPr>
-              <w:t xml:space="default">580 (12%)</w:t>
-            </w:r>
-          </w:p>
-        </w:tc>
-        <w:tc>
-          <w:tcPr>
-            <w:tcBorders>
-              <w:top w:val="single" w:space="0" w:color="D3D3D3"/>
-              <w:bottom w:val="single" w:space="0" w:color="D3D3D3"/>
-              <w:start w:val="single" w:space="0" w:color="D3D3D3"/>
-              <w:end w:val="single" w:space="0" w:color="D3D3D3"/>
-            </w:tcBorders>
-          </w:tcPr>
-          <w:p>
-            <w:pPr>
-              <w:spacing w:before="0" w:after="60"/>
-              <w:keepNext/>
-              <w:jc w:val="center"/>
-            </w:pPr>
-            <w:r>
-              <w:rPr>
-                <w:rFonts w:ascii="Calibri" w:hAnsi="Calibri"/>
-                <w:sz w:val="20"/>
-              </w:rPr>
-              <w:t xml:space="default">167 (11%)</w:t>
+              <w:t xml:space="default">    College Grad or Above</w:t>
+            </w:r>
+          </w:p>
+        </w:tc>
+        <w:tc>
+          <w:tcPr>
+            <w:tcBorders>
+              <w:top w:val="single" w:space="0" w:color="D3D3D3"/>
+              <w:bottom w:val="single" w:space="0" w:color="D3D3D3"/>
+              <w:start w:val="single" w:space="0" w:color="D3D3D3"/>
+              <w:end w:val="single" w:space="0" w:color="D3D3D3"/>
+            </w:tcBorders>
+          </w:tcPr>
+          <w:p>
+            <w:pPr>
+              <w:spacing w:before="0" w:after="60"/>
+              <w:keepNext/>
+              <w:jc w:val="center"/>
+            </w:pPr>
+            <w:r>
+              <w:rPr>
+                <w:rFonts w:ascii="Calibri" w:hAnsi="Calibri"/>
+                <w:sz w:val="20"/>
+              </w:rPr>
+              <w:t xml:space="default">908 (29%)</w:t>
+            </w:r>
+          </w:p>
+        </w:tc>
+        <w:tc>
+          <w:tcPr>
+            <w:tcBorders>
+              <w:top w:val="single" w:space="0" w:color="D3D3D3"/>
+              <w:bottom w:val="single" w:space="0" w:color="D3D3D3"/>
+              <w:start w:val="single" w:space="0" w:color="D3D3D3"/>
+              <w:end w:val="single" w:space="0" w:color="D3D3D3"/>
+            </w:tcBorders>
+          </w:tcPr>
+          <w:p>
+            <w:pPr>
+              <w:spacing w:before="0" w:after="60"/>
+              <w:keepNext/>
+              <w:jc w:val="center"/>
+            </w:pPr>
+            <w:r>
+              <w:rPr>
+                <w:rFonts w:ascii="Calibri" w:hAnsi="Calibri"/>
+                <w:sz w:val="20"/>
+              </w:rPr>
+              <w:t xml:space="default">240 (25%)</w:t>
             </w:r>
           </w:p>
         </w:tc>
@@ -2667,79 +2667,79 @@
                 <w:rFonts w:ascii="Calibri" w:hAnsi="Calibri"/>
                 <w:sz w:val="20"/>
               </w:rPr>
-              <w:t xml:space="default">BMXHT</w:t>
-            </w:r>
-          </w:p>
-        </w:tc>
-        <w:tc>
-          <w:tcPr>
-            <w:tcBorders>
-              <w:top w:val="single" w:space="0" w:color="D3D3D3"/>
-              <w:bottom w:val="single" w:space="0" w:color="D3D3D3"/>
-              <w:start w:val="single" w:space="0" w:color="D3D3D3"/>
-              <w:end w:val="single" w:space="0" w:color="D3D3D3"/>
-            </w:tcBorders>
-          </w:tcPr>
-          <w:p>
-            <w:pPr>
-              <w:spacing w:before="0" w:after="60"/>
-              <w:keepNext/>
-              <w:jc w:val="center"/>
-            </w:pPr>
-            <w:r>
-              <w:rPr>
-                <w:rFonts w:ascii="Calibri" w:hAnsi="Calibri"/>
-                <w:sz w:val="20"/>
-              </w:rPr>
-              <w:t xml:space="default">155 (0)</w:t>
-            </w:r>
-          </w:p>
-        </w:tc>
-        <w:tc>
-          <w:tcPr>
-            <w:tcBorders>
-              <w:top w:val="single" w:space="0" w:color="D3D3D3"/>
-              <w:bottom w:val="single" w:space="0" w:color="D3D3D3"/>
-              <w:start w:val="single" w:space="0" w:color="D3D3D3"/>
-              <w:end w:val="single" w:space="0" w:color="D3D3D3"/>
-            </w:tcBorders>
-          </w:tcPr>
-          <w:p>
-            <w:pPr>
-              <w:spacing w:before="0" w:after="60"/>
-              <w:keepNext/>
-              <w:jc w:val="center"/>
-            </w:pPr>
-            <w:r>
-              <w:rPr>
-                <w:rFonts w:ascii="Calibri" w:hAnsi="Calibri"/>
-                <w:sz w:val="20"/>
-              </w:rPr>
-              <w:t xml:space="default">155 (1)</w:t>
-            </w:r>
-          </w:p>
-        </w:tc>
-        <w:tc>
-          <w:tcPr>
-            <w:tcBorders>
-              <w:top w:val="single" w:space="0" w:color="D3D3D3"/>
-              <w:bottom w:val="single" w:space="0" w:color="D3D3D3"/>
-              <w:start w:val="single" w:space="0" w:color="D3D3D3"/>
-              <w:end w:val="single" w:space="0" w:color="D3D3D3"/>
-            </w:tcBorders>
-          </w:tcPr>
-          <w:p>
-            <w:pPr>
-              <w:spacing w:before="0" w:after="60"/>
-              <w:keepNext/>
-              <w:jc w:val="center"/>
-            </w:pPr>
-            <w:r>
-              <w:rPr>
-                <w:rFonts w:ascii="Calibri" w:hAnsi="Calibri"/>
-                <w:sz w:val="20"/>
-              </w:rPr>
-              <w:t xml:space="default">0.4</w:t>
+              <w:t xml:space="default">Food Security Status</w:t>
+            </w:r>
+          </w:p>
+        </w:tc>
+        <w:tc>
+          <w:tcPr>
+            <w:tcBorders>
+              <w:top w:val="single" w:space="0" w:color="D3D3D3"/>
+              <w:bottom w:val="single" w:space="0" w:color="D3D3D3"/>
+              <w:start w:val="single" w:space="0" w:color="D3D3D3"/>
+              <w:end w:val="single" w:space="0" w:color="D3D3D3"/>
+            </w:tcBorders>
+          </w:tcPr>
+          <w:p>
+            <w:pPr>
+              <w:spacing w:before="0" w:after="60"/>
+              <w:keepNext/>
+              <w:jc w:val="center"/>
+            </w:pPr>
+            <w:r>
+              <w:rPr>
+                <w:rFonts w:ascii="Calibri" w:hAnsi="Calibri"/>
+                <w:sz w:val="20"/>
+              </w:rPr>
+              <w:t xml:space="default"/>
+            </w:r>
+          </w:p>
+        </w:tc>
+        <w:tc>
+          <w:tcPr>
+            <w:tcBorders>
+              <w:top w:val="single" w:space="0" w:color="D3D3D3"/>
+              <w:bottom w:val="single" w:space="0" w:color="D3D3D3"/>
+              <w:start w:val="single" w:space="0" w:color="D3D3D3"/>
+              <w:end w:val="single" w:space="0" w:color="D3D3D3"/>
+            </w:tcBorders>
+          </w:tcPr>
+          <w:p>
+            <w:pPr>
+              <w:spacing w:before="0" w:after="60"/>
+              <w:keepNext/>
+              <w:jc w:val="center"/>
+            </w:pPr>
+            <w:r>
+              <w:rPr>
+                <w:rFonts w:ascii="Calibri" w:hAnsi="Calibri"/>
+                <w:sz w:val="20"/>
+              </w:rPr>
+              <w:t xml:space="default"/>
+            </w:r>
+          </w:p>
+        </w:tc>
+        <w:tc>
+          <w:tcPr>
+            <w:tcBorders>
+              <w:top w:val="single" w:space="0" w:color="D3D3D3"/>
+              <w:bottom w:val="single" w:space="0" w:color="D3D3D3"/>
+              <w:start w:val="single" w:space="0" w:color="D3D3D3"/>
+              <w:end w:val="single" w:space="0" w:color="D3D3D3"/>
+            </w:tcBorders>
+          </w:tcPr>
+          <w:p>
+            <w:pPr>
+              <w:spacing w:before="0" w:after="60"/>
+              <w:keepNext/>
+              <w:jc w:val="center"/>
+            </w:pPr>
+            <w:r>
+              <w:rPr>
+                <w:rFonts w:ascii="Calibri" w:hAnsi="Calibri"/>
+                <w:sz w:val="20"/>
+              </w:rPr>
+              <w:t xml:space="default">0.5</w:t>
             </w:r>
           </w:p>
         </w:tc>
@@ -2768,7 +2768,55 @@
                 <w:rFonts w:ascii="Calibri" w:hAnsi="Calibri"/>
                 <w:sz w:val="20"/>
               </w:rPr>
-              <w:t xml:space="default">screen_quart</w:t>
+              <w:t xml:space="default">    High/Marginal Food Security</w:t>
+            </w:r>
+          </w:p>
+        </w:tc>
+        <w:tc>
+          <w:tcPr>
+            <w:tcBorders>
+              <w:top w:val="single" w:space="0" w:color="D3D3D3"/>
+              <w:bottom w:val="single" w:space="0" w:color="D3D3D3"/>
+              <w:start w:val="single" w:space="0" w:color="D3D3D3"/>
+              <w:end w:val="single" w:space="0" w:color="D3D3D3"/>
+            </w:tcBorders>
+          </w:tcPr>
+          <w:p>
+            <w:pPr>
+              <w:spacing w:before="0" w:after="60"/>
+              <w:keepNext/>
+              <w:jc w:val="center"/>
+            </w:pPr>
+            <w:r>
+              <w:rPr>
+                <w:rFonts w:ascii="Calibri" w:hAnsi="Calibri"/>
+                <w:sz w:val="20"/>
+              </w:rPr>
+              <w:t xml:space="default">3,417 (88%)</w:t>
+            </w:r>
+          </w:p>
+        </w:tc>
+        <w:tc>
+          <w:tcPr>
+            <w:tcBorders>
+              <w:top w:val="single" w:space="0" w:color="D3D3D3"/>
+              <w:bottom w:val="single" w:space="0" w:color="D3D3D3"/>
+              <w:start w:val="single" w:space="0" w:color="D3D3D3"/>
+              <w:end w:val="single" w:space="0" w:color="D3D3D3"/>
+            </w:tcBorders>
+          </w:tcPr>
+          <w:p>
+            <w:pPr>
+              <w:spacing w:before="0" w:after="60"/>
+              <w:keepNext/>
+              <w:jc w:val="center"/>
+            </w:pPr>
+            <w:r>
+              <w:rPr>
+                <w:rFonts w:ascii="Calibri" w:hAnsi="Calibri"/>
+                <w:sz w:val="20"/>
+              </w:rPr>
+              <w:t xml:space="default">1,076 (89%)</w:t>
             </w:r>
           </w:p>
         </w:tc>
@@ -2793,54 +2841,6 @@
                 <w:sz w:val="20"/>
               </w:rPr>
               <w:t xml:space="default"/>
-            </w:r>
-          </w:p>
-        </w:tc>
-        <w:tc>
-          <w:tcPr>
-            <w:tcBorders>
-              <w:top w:val="single" w:space="0" w:color="D3D3D3"/>
-              <w:bottom w:val="single" w:space="0" w:color="D3D3D3"/>
-              <w:start w:val="single" w:space="0" w:color="D3D3D3"/>
-              <w:end w:val="single" w:space="0" w:color="D3D3D3"/>
-            </w:tcBorders>
-          </w:tcPr>
-          <w:p>
-            <w:pPr>
-              <w:spacing w:before="0" w:after="60"/>
-              <w:keepNext/>
-              <w:jc w:val="center"/>
-            </w:pPr>
-            <w:r>
-              <w:rPr>
-                <w:rFonts w:ascii="Calibri" w:hAnsi="Calibri"/>
-                <w:sz w:val="20"/>
-              </w:rPr>
-              <w:t xml:space="default"/>
-            </w:r>
-          </w:p>
-        </w:tc>
-        <w:tc>
-          <w:tcPr>
-            <w:tcBorders>
-              <w:top w:val="single" w:space="0" w:color="D3D3D3"/>
-              <w:bottom w:val="single" w:space="0" w:color="D3D3D3"/>
-              <w:start w:val="single" w:space="0" w:color="D3D3D3"/>
-              <w:end w:val="single" w:space="0" w:color="D3D3D3"/>
-            </w:tcBorders>
-          </w:tcPr>
-          <w:p>
-            <w:pPr>
-              <w:spacing w:before="0" w:after="60"/>
-              <w:keepNext/>
-              <w:jc w:val="center"/>
-            </w:pPr>
-            <w:r>
-              <w:rPr>
-                <w:rFonts w:ascii="Calibri" w:hAnsi="Calibri"/>
-                <w:sz w:val="20"/>
-              </w:rPr>
-              <w:t xml:space="default">0.043</w:t>
             </w:r>
           </w:p>
         </w:tc>
@@ -2869,55 +2869,55 @@
                 <w:rFonts w:ascii="Calibri" w:hAnsi="Calibri"/>
                 <w:sz w:val="20"/>
               </w:rPr>
-              <w:t xml:space="default">    Q1</w:t>
-            </w:r>
-          </w:p>
-        </w:tc>
-        <w:tc>
-          <w:tcPr>
-            <w:tcBorders>
-              <w:top w:val="single" w:space="0" w:color="D3D3D3"/>
-              <w:bottom w:val="single" w:space="0" w:color="D3D3D3"/>
-              <w:start w:val="single" w:space="0" w:color="D3D3D3"/>
-              <w:end w:val="single" w:space="0" w:color="D3D3D3"/>
-            </w:tcBorders>
-          </w:tcPr>
-          <w:p>
-            <w:pPr>
-              <w:spacing w:before="0" w:after="60"/>
-              <w:keepNext/>
-              <w:jc w:val="center"/>
-            </w:pPr>
-            <w:r>
-              <w:rPr>
-                <w:rFonts w:ascii="Calibri" w:hAnsi="Calibri"/>
-                <w:sz w:val="20"/>
-              </w:rPr>
-              <w:t xml:space="default">978 (27%)</w:t>
-            </w:r>
-          </w:p>
-        </w:tc>
-        <w:tc>
-          <w:tcPr>
-            <w:tcBorders>
-              <w:top w:val="single" w:space="0" w:color="D3D3D3"/>
-              <w:bottom w:val="single" w:space="0" w:color="D3D3D3"/>
-              <w:start w:val="single" w:space="0" w:color="D3D3D3"/>
-              <w:end w:val="single" w:space="0" w:color="D3D3D3"/>
-            </w:tcBorders>
-          </w:tcPr>
-          <w:p>
-            <w:pPr>
-              <w:spacing w:before="0" w:after="60"/>
-              <w:keepNext/>
-              <w:jc w:val="center"/>
-            </w:pPr>
-            <w:r>
-              <w:rPr>
-                <w:rFonts w:ascii="Calibri" w:hAnsi="Calibri"/>
-                <w:sz w:val="20"/>
-              </w:rPr>
-              <w:t xml:space="default">308 (25%)</w:t>
+              <w:t xml:space="default">    Low/Very Low Food Security</w:t>
+            </w:r>
+          </w:p>
+        </w:tc>
+        <w:tc>
+          <w:tcPr>
+            <w:tcBorders>
+              <w:top w:val="single" w:space="0" w:color="D3D3D3"/>
+              <w:bottom w:val="single" w:space="0" w:color="D3D3D3"/>
+              <w:start w:val="single" w:space="0" w:color="D3D3D3"/>
+              <w:end w:val="single" w:space="0" w:color="D3D3D3"/>
+            </w:tcBorders>
+          </w:tcPr>
+          <w:p>
+            <w:pPr>
+              <w:spacing w:before="0" w:after="60"/>
+              <w:keepNext/>
+              <w:jc w:val="center"/>
+            </w:pPr>
+            <w:r>
+              <w:rPr>
+                <w:rFonts w:ascii="Calibri" w:hAnsi="Calibri"/>
+                <w:sz w:val="20"/>
+              </w:rPr>
+              <w:t xml:space="default">580 (12%)</w:t>
+            </w:r>
+          </w:p>
+        </w:tc>
+        <w:tc>
+          <w:tcPr>
+            <w:tcBorders>
+              <w:top w:val="single" w:space="0" w:color="D3D3D3"/>
+              <w:bottom w:val="single" w:space="0" w:color="D3D3D3"/>
+              <w:start w:val="single" w:space="0" w:color="D3D3D3"/>
+              <w:end w:val="single" w:space="0" w:color="D3D3D3"/>
+            </w:tcBorders>
+          </w:tcPr>
+          <w:p>
+            <w:pPr>
+              <w:spacing w:before="0" w:after="60"/>
+              <w:keepNext/>
+              <w:jc w:val="center"/>
+            </w:pPr>
+            <w:r>
+              <w:rPr>
+                <w:rFonts w:ascii="Calibri" w:hAnsi="Calibri"/>
+                <w:sz w:val="20"/>
+              </w:rPr>
+              <w:t xml:space="default">167 (11%)</w:t>
             </w:r>
           </w:p>
         </w:tc>
@@ -2970,79 +2970,79 @@
                 <w:rFonts w:ascii="Calibri" w:hAnsi="Calibri"/>
                 <w:sz w:val="20"/>
               </w:rPr>
-              <w:t xml:space="default">    Q2</w:t>
-            </w:r>
-          </w:p>
-        </w:tc>
-        <w:tc>
-          <w:tcPr>
-            <w:tcBorders>
-              <w:top w:val="single" w:space="0" w:color="D3D3D3"/>
-              <w:bottom w:val="single" w:space="0" w:color="D3D3D3"/>
-              <w:start w:val="single" w:space="0" w:color="D3D3D3"/>
-              <w:end w:val="single" w:space="0" w:color="D3D3D3"/>
-            </w:tcBorders>
-          </w:tcPr>
-          <w:p>
-            <w:pPr>
-              <w:spacing w:before="0" w:after="60"/>
-              <w:keepNext/>
-              <w:jc w:val="center"/>
-            </w:pPr>
-            <w:r>
-              <w:rPr>
-                <w:rFonts w:ascii="Calibri" w:hAnsi="Calibri"/>
-                <w:sz w:val="20"/>
-              </w:rPr>
-              <w:t xml:space="default">1,009 (25%)</w:t>
-            </w:r>
-          </w:p>
-        </w:tc>
-        <w:tc>
-          <w:tcPr>
-            <w:tcBorders>
-              <w:top w:val="single" w:space="0" w:color="D3D3D3"/>
-              <w:bottom w:val="single" w:space="0" w:color="D3D3D3"/>
-              <w:start w:val="single" w:space="0" w:color="D3D3D3"/>
-              <w:end w:val="single" w:space="0" w:color="D3D3D3"/>
-            </w:tcBorders>
-          </w:tcPr>
-          <w:p>
-            <w:pPr>
-              <w:spacing w:before="0" w:after="60"/>
-              <w:keepNext/>
-              <w:jc w:val="center"/>
-            </w:pPr>
-            <w:r>
-              <w:rPr>
-                <w:rFonts w:ascii="Calibri" w:hAnsi="Calibri"/>
-                <w:sz w:val="20"/>
-              </w:rPr>
-              <w:t xml:space="default">281 (23%)</w:t>
-            </w:r>
-          </w:p>
-        </w:tc>
-        <w:tc>
-          <w:tcPr>
-            <w:tcBorders>
-              <w:top w:val="single" w:space="0" w:color="D3D3D3"/>
-              <w:bottom w:val="single" w:space="0" w:color="D3D3D3"/>
-              <w:start w:val="single" w:space="0" w:color="D3D3D3"/>
-              <w:end w:val="single" w:space="0" w:color="D3D3D3"/>
-            </w:tcBorders>
-          </w:tcPr>
-          <w:p>
-            <w:pPr>
-              <w:spacing w:before="0" w:after="60"/>
-              <w:keepNext/>
-              <w:jc w:val="center"/>
-            </w:pPr>
-            <w:r>
-              <w:rPr>
-                <w:rFonts w:ascii="Calibri" w:hAnsi="Calibri"/>
-                <w:sz w:val="20"/>
-              </w:rPr>
-              <w:t xml:space="default"/>
+              <w:t xml:space="default">BMXHT</w:t>
+            </w:r>
+          </w:p>
+        </w:tc>
+        <w:tc>
+          <w:tcPr>
+            <w:tcBorders>
+              <w:top w:val="single" w:space="0" w:color="D3D3D3"/>
+              <w:bottom w:val="single" w:space="0" w:color="D3D3D3"/>
+              <w:start w:val="single" w:space="0" w:color="D3D3D3"/>
+              <w:end w:val="single" w:space="0" w:color="D3D3D3"/>
+            </w:tcBorders>
+          </w:tcPr>
+          <w:p>
+            <w:pPr>
+              <w:spacing w:before="0" w:after="60"/>
+              <w:keepNext/>
+              <w:jc w:val="center"/>
+            </w:pPr>
+            <w:r>
+              <w:rPr>
+                <w:rFonts w:ascii="Calibri" w:hAnsi="Calibri"/>
+                <w:sz w:val="20"/>
+              </w:rPr>
+              <w:t xml:space="default">155 (0)</w:t>
+            </w:r>
+          </w:p>
+        </w:tc>
+        <w:tc>
+          <w:tcPr>
+            <w:tcBorders>
+              <w:top w:val="single" w:space="0" w:color="D3D3D3"/>
+              <w:bottom w:val="single" w:space="0" w:color="D3D3D3"/>
+              <w:start w:val="single" w:space="0" w:color="D3D3D3"/>
+              <w:end w:val="single" w:space="0" w:color="D3D3D3"/>
+            </w:tcBorders>
+          </w:tcPr>
+          <w:p>
+            <w:pPr>
+              <w:spacing w:before="0" w:after="60"/>
+              <w:keepNext/>
+              <w:jc w:val="center"/>
+            </w:pPr>
+            <w:r>
+              <w:rPr>
+                <w:rFonts w:ascii="Calibri" w:hAnsi="Calibri"/>
+                <w:sz w:val="20"/>
+              </w:rPr>
+              <w:t xml:space="default">155 (1)</w:t>
+            </w:r>
+          </w:p>
+        </w:tc>
+        <w:tc>
+          <w:tcPr>
+            <w:tcBorders>
+              <w:top w:val="single" w:space="0" w:color="D3D3D3"/>
+              <w:bottom w:val="single" w:space="0" w:color="D3D3D3"/>
+              <w:start w:val="single" w:space="0" w:color="D3D3D3"/>
+              <w:end w:val="single" w:space="0" w:color="D3D3D3"/>
+            </w:tcBorders>
+          </w:tcPr>
+          <w:p>
+            <w:pPr>
+              <w:spacing w:before="0" w:after="60"/>
+              <w:keepNext/>
+              <w:jc w:val="center"/>
+            </w:pPr>
+            <w:r>
+              <w:rPr>
+                <w:rFonts w:ascii="Calibri" w:hAnsi="Calibri"/>
+                <w:sz w:val="20"/>
+              </w:rPr>
+              <w:t xml:space="default">0.4</w:t>
             </w:r>
           </w:p>
         </w:tc>
@@ -3071,55 +3071,7 @@
                 <w:rFonts w:ascii="Calibri" w:hAnsi="Calibri"/>
                 <w:sz w:val="20"/>
               </w:rPr>
-              <w:t xml:space="default">    Q3</w:t>
-            </w:r>
-          </w:p>
-        </w:tc>
-        <w:tc>
-          <w:tcPr>
-            <w:tcBorders>
-              <w:top w:val="single" w:space="0" w:color="D3D3D3"/>
-              <w:bottom w:val="single" w:space="0" w:color="D3D3D3"/>
-              <w:start w:val="single" w:space="0" w:color="D3D3D3"/>
-              <w:end w:val="single" w:space="0" w:color="D3D3D3"/>
-            </w:tcBorders>
-          </w:tcPr>
-          <w:p>
-            <w:pPr>
-              <w:spacing w:before="0" w:after="60"/>
-              <w:keepNext/>
-              <w:jc w:val="center"/>
-            </w:pPr>
-            <w:r>
-              <w:rPr>
-                <w:rFonts w:ascii="Calibri" w:hAnsi="Calibri"/>
-                <w:sz w:val="20"/>
-              </w:rPr>
-              <w:t xml:space="default">1,200 (29%)</w:t>
-            </w:r>
-          </w:p>
-        </w:tc>
-        <w:tc>
-          <w:tcPr>
-            <w:tcBorders>
-              <w:top w:val="single" w:space="0" w:color="D3D3D3"/>
-              <w:bottom w:val="single" w:space="0" w:color="D3D3D3"/>
-              <w:start w:val="single" w:space="0" w:color="D3D3D3"/>
-              <w:end w:val="single" w:space="0" w:color="D3D3D3"/>
-            </w:tcBorders>
-          </w:tcPr>
-          <w:p>
-            <w:pPr>
-              <w:spacing w:before="0" w:after="60"/>
-              <w:keepNext/>
-              <w:jc w:val="center"/>
-            </w:pPr>
-            <w:r>
-              <w:rPr>
-                <w:rFonts w:ascii="Calibri" w:hAnsi="Calibri"/>
-                <w:sz w:val="20"/>
-              </w:rPr>
-              <w:t xml:space="default">360 (29%)</w:t>
+              <w:t xml:space="default">screen_quart</w:t>
             </w:r>
           </w:p>
         </w:tc>
@@ -3144,6 +3096,54 @@
                 <w:sz w:val="20"/>
               </w:rPr>
               <w:t xml:space="default"/>
+            </w:r>
+          </w:p>
+        </w:tc>
+        <w:tc>
+          <w:tcPr>
+            <w:tcBorders>
+              <w:top w:val="single" w:space="0" w:color="D3D3D3"/>
+              <w:bottom w:val="single" w:space="0" w:color="D3D3D3"/>
+              <w:start w:val="single" w:space="0" w:color="D3D3D3"/>
+              <w:end w:val="single" w:space="0" w:color="D3D3D3"/>
+            </w:tcBorders>
+          </w:tcPr>
+          <w:p>
+            <w:pPr>
+              <w:spacing w:before="0" w:after="60"/>
+              <w:keepNext/>
+              <w:jc w:val="center"/>
+            </w:pPr>
+            <w:r>
+              <w:rPr>
+                <w:rFonts w:ascii="Calibri" w:hAnsi="Calibri"/>
+                <w:sz w:val="20"/>
+              </w:rPr>
+              <w:t xml:space="default"/>
+            </w:r>
+          </w:p>
+        </w:tc>
+        <w:tc>
+          <w:tcPr>
+            <w:tcBorders>
+              <w:top w:val="single" w:space="0" w:color="D3D3D3"/>
+              <w:bottom w:val="single" w:space="0" w:color="D3D3D3"/>
+              <w:start w:val="single" w:space="0" w:color="D3D3D3"/>
+              <w:end w:val="single" w:space="0" w:color="D3D3D3"/>
+            </w:tcBorders>
+          </w:tcPr>
+          <w:p>
+            <w:pPr>
+              <w:spacing w:before="0" w:after="60"/>
+              <w:keepNext/>
+              <w:jc w:val="center"/>
+            </w:pPr>
+            <w:r>
+              <w:rPr>
+                <w:rFonts w:ascii="Calibri" w:hAnsi="Calibri"/>
+                <w:sz w:val="20"/>
+              </w:rPr>
+              <w:t xml:space="default">0.043</w:t>
             </w:r>
           </w:p>
         </w:tc>
@@ -3172,55 +3172,55 @@
                 <w:rFonts w:ascii="Calibri" w:hAnsi="Calibri"/>
                 <w:sz w:val="20"/>
               </w:rPr>
-              <w:t xml:space="default">    Q4</w:t>
-            </w:r>
-          </w:p>
-        </w:tc>
-        <w:tc>
-          <w:tcPr>
-            <w:tcBorders>
-              <w:top w:val="single" w:space="0" w:color="D3D3D3"/>
-              <w:bottom w:val="single" w:space="0" w:color="D3D3D3"/>
-              <w:start w:val="single" w:space="0" w:color="D3D3D3"/>
-              <w:end w:val="single" w:space="0" w:color="D3D3D3"/>
-            </w:tcBorders>
-          </w:tcPr>
-          <w:p>
-            <w:pPr>
-              <w:spacing w:before="0" w:after="60"/>
-              <w:keepNext/>
-              <w:jc w:val="center"/>
-            </w:pPr>
-            <w:r>
-              <w:rPr>
-                <w:rFonts w:ascii="Calibri" w:hAnsi="Calibri"/>
-                <w:sz w:val="20"/>
-              </w:rPr>
-              <w:t xml:space="default">810 (19%)</w:t>
-            </w:r>
-          </w:p>
-        </w:tc>
-        <w:tc>
-          <w:tcPr>
-            <w:tcBorders>
-              <w:top w:val="single" w:space="0" w:color="D3D3D3"/>
-              <w:bottom w:val="single" w:space="0" w:color="D3D3D3"/>
-              <w:start w:val="single" w:space="0" w:color="D3D3D3"/>
-              <w:end w:val="single" w:space="0" w:color="D3D3D3"/>
-            </w:tcBorders>
-          </w:tcPr>
-          <w:p>
-            <w:pPr>
-              <w:spacing w:before="0" w:after="60"/>
-              <w:keepNext/>
-              <w:jc w:val="center"/>
-            </w:pPr>
-            <w:r>
-              <w:rPr>
-                <w:rFonts w:ascii="Calibri" w:hAnsi="Calibri"/>
-                <w:sz w:val="20"/>
-              </w:rPr>
-              <w:t xml:space="default">293 (24%)</w:t>
+              <w:t xml:space="default">    Q1</w:t>
+            </w:r>
+          </w:p>
+        </w:tc>
+        <w:tc>
+          <w:tcPr>
+            <w:tcBorders>
+              <w:top w:val="single" w:space="0" w:color="D3D3D3"/>
+              <w:bottom w:val="single" w:space="0" w:color="D3D3D3"/>
+              <w:start w:val="single" w:space="0" w:color="D3D3D3"/>
+              <w:end w:val="single" w:space="0" w:color="D3D3D3"/>
+            </w:tcBorders>
+          </w:tcPr>
+          <w:p>
+            <w:pPr>
+              <w:spacing w:before="0" w:after="60"/>
+              <w:keepNext/>
+              <w:jc w:val="center"/>
+            </w:pPr>
+            <w:r>
+              <w:rPr>
+                <w:rFonts w:ascii="Calibri" w:hAnsi="Calibri"/>
+                <w:sz w:val="20"/>
+              </w:rPr>
+              <w:t xml:space="default">978 (27%)</w:t>
+            </w:r>
+          </w:p>
+        </w:tc>
+        <w:tc>
+          <w:tcPr>
+            <w:tcBorders>
+              <w:top w:val="single" w:space="0" w:color="D3D3D3"/>
+              <w:bottom w:val="single" w:space="0" w:color="D3D3D3"/>
+              <w:start w:val="single" w:space="0" w:color="D3D3D3"/>
+              <w:end w:val="single" w:space="0" w:color="D3D3D3"/>
+            </w:tcBorders>
+          </w:tcPr>
+          <w:p>
+            <w:pPr>
+              <w:spacing w:before="0" w:after="60"/>
+              <w:keepNext/>
+              <w:jc w:val="center"/>
+            </w:pPr>
+            <w:r>
+              <w:rPr>
+                <w:rFonts w:ascii="Calibri" w:hAnsi="Calibri"/>
+                <w:sz w:val="20"/>
+              </w:rPr>
+              <w:t xml:space="default">308 (25%)</w:t>
             </w:r>
           </w:p>
         </w:tc>
@@ -3255,6 +3255,309 @@
         </w:trPr>
         <w:tc>
           <w:tcPr>
+            <w:tcBorders>
+              <w:top w:val="single" w:space="0" w:color="D3D3D3"/>
+              <w:bottom w:val="single" w:space="0" w:color="D3D3D3"/>
+              <w:start w:val="single" w:space="0" w:color="D3D3D3"/>
+              <w:end w:val="single" w:space="0" w:color="D3D3D3"/>
+            </w:tcBorders>
+          </w:tcPr>
+          <w:p>
+            <w:pPr>
+              <w:spacing w:before="0" w:after="60"/>
+              <w:keepNext/>
+              <w:jc w:val="start"/>
+            </w:pPr>
+            <w:r>
+              <w:rPr>
+                <w:rFonts w:ascii="Calibri" w:hAnsi="Calibri"/>
+                <w:sz w:val="20"/>
+              </w:rPr>
+              <w:t xml:space="default">    Q2</w:t>
+            </w:r>
+          </w:p>
+        </w:tc>
+        <w:tc>
+          <w:tcPr>
+            <w:tcBorders>
+              <w:top w:val="single" w:space="0" w:color="D3D3D3"/>
+              <w:bottom w:val="single" w:space="0" w:color="D3D3D3"/>
+              <w:start w:val="single" w:space="0" w:color="D3D3D3"/>
+              <w:end w:val="single" w:space="0" w:color="D3D3D3"/>
+            </w:tcBorders>
+          </w:tcPr>
+          <w:p>
+            <w:pPr>
+              <w:spacing w:before="0" w:after="60"/>
+              <w:keepNext/>
+              <w:jc w:val="center"/>
+            </w:pPr>
+            <w:r>
+              <w:rPr>
+                <w:rFonts w:ascii="Calibri" w:hAnsi="Calibri"/>
+                <w:sz w:val="20"/>
+              </w:rPr>
+              <w:t xml:space="default">1,009 (25%)</w:t>
+            </w:r>
+          </w:p>
+        </w:tc>
+        <w:tc>
+          <w:tcPr>
+            <w:tcBorders>
+              <w:top w:val="single" w:space="0" w:color="D3D3D3"/>
+              <w:bottom w:val="single" w:space="0" w:color="D3D3D3"/>
+              <w:start w:val="single" w:space="0" w:color="D3D3D3"/>
+              <w:end w:val="single" w:space="0" w:color="D3D3D3"/>
+            </w:tcBorders>
+          </w:tcPr>
+          <w:p>
+            <w:pPr>
+              <w:spacing w:before="0" w:after="60"/>
+              <w:keepNext/>
+              <w:jc w:val="center"/>
+            </w:pPr>
+            <w:r>
+              <w:rPr>
+                <w:rFonts w:ascii="Calibri" w:hAnsi="Calibri"/>
+                <w:sz w:val="20"/>
+              </w:rPr>
+              <w:t xml:space="default">281 (23%)</w:t>
+            </w:r>
+          </w:p>
+        </w:tc>
+        <w:tc>
+          <w:tcPr>
+            <w:tcBorders>
+              <w:top w:val="single" w:space="0" w:color="D3D3D3"/>
+              <w:bottom w:val="single" w:space="0" w:color="D3D3D3"/>
+              <w:start w:val="single" w:space="0" w:color="D3D3D3"/>
+              <w:end w:val="single" w:space="0" w:color="D3D3D3"/>
+            </w:tcBorders>
+          </w:tcPr>
+          <w:p>
+            <w:pPr>
+              <w:spacing w:before="0" w:after="60"/>
+              <w:keepNext/>
+              <w:jc w:val="center"/>
+            </w:pPr>
+            <w:r>
+              <w:rPr>
+                <w:rFonts w:ascii="Calibri" w:hAnsi="Calibri"/>
+                <w:sz w:val="20"/>
+              </w:rPr>
+              <w:t xml:space="default"/>
+            </w:r>
+          </w:p>
+        </w:tc>
+      </w:tr>
+      <w:tr>
+        <w:trPr>
+          <w:cantSplit/>
+        </w:trPr>
+        <w:tc>
+          <w:tcPr>
+            <w:tcBorders>
+              <w:top w:val="single" w:space="0" w:color="D3D3D3"/>
+              <w:bottom w:val="single" w:space="0" w:color="D3D3D3"/>
+              <w:start w:val="single" w:space="0" w:color="D3D3D3"/>
+              <w:end w:val="single" w:space="0" w:color="D3D3D3"/>
+            </w:tcBorders>
+          </w:tcPr>
+          <w:p>
+            <w:pPr>
+              <w:spacing w:before="0" w:after="60"/>
+              <w:keepNext/>
+              <w:jc w:val="start"/>
+            </w:pPr>
+            <w:r>
+              <w:rPr>
+                <w:rFonts w:ascii="Calibri" w:hAnsi="Calibri"/>
+                <w:sz w:val="20"/>
+              </w:rPr>
+              <w:t xml:space="default">    Q3</w:t>
+            </w:r>
+          </w:p>
+        </w:tc>
+        <w:tc>
+          <w:tcPr>
+            <w:tcBorders>
+              <w:top w:val="single" w:space="0" w:color="D3D3D3"/>
+              <w:bottom w:val="single" w:space="0" w:color="D3D3D3"/>
+              <w:start w:val="single" w:space="0" w:color="D3D3D3"/>
+              <w:end w:val="single" w:space="0" w:color="D3D3D3"/>
+            </w:tcBorders>
+          </w:tcPr>
+          <w:p>
+            <w:pPr>
+              <w:spacing w:before="0" w:after="60"/>
+              <w:keepNext/>
+              <w:jc w:val="center"/>
+            </w:pPr>
+            <w:r>
+              <w:rPr>
+                <w:rFonts w:ascii="Calibri" w:hAnsi="Calibri"/>
+                <w:sz w:val="20"/>
+              </w:rPr>
+              <w:t xml:space="default">1,200 (29%)</w:t>
+            </w:r>
+          </w:p>
+        </w:tc>
+        <w:tc>
+          <w:tcPr>
+            <w:tcBorders>
+              <w:top w:val="single" w:space="0" w:color="D3D3D3"/>
+              <w:bottom w:val="single" w:space="0" w:color="D3D3D3"/>
+              <w:start w:val="single" w:space="0" w:color="D3D3D3"/>
+              <w:end w:val="single" w:space="0" w:color="D3D3D3"/>
+            </w:tcBorders>
+          </w:tcPr>
+          <w:p>
+            <w:pPr>
+              <w:spacing w:before="0" w:after="60"/>
+              <w:keepNext/>
+              <w:jc w:val="center"/>
+            </w:pPr>
+            <w:r>
+              <w:rPr>
+                <w:rFonts w:ascii="Calibri" w:hAnsi="Calibri"/>
+                <w:sz w:val="20"/>
+              </w:rPr>
+              <w:t xml:space="default">360 (29%)</w:t>
+            </w:r>
+          </w:p>
+        </w:tc>
+        <w:tc>
+          <w:tcPr>
+            <w:tcBorders>
+              <w:top w:val="single" w:space="0" w:color="D3D3D3"/>
+              <w:bottom w:val="single" w:space="0" w:color="D3D3D3"/>
+              <w:start w:val="single" w:space="0" w:color="D3D3D3"/>
+              <w:end w:val="single" w:space="0" w:color="D3D3D3"/>
+            </w:tcBorders>
+          </w:tcPr>
+          <w:p>
+            <w:pPr>
+              <w:spacing w:before="0" w:after="60"/>
+              <w:keepNext/>
+              <w:jc w:val="center"/>
+            </w:pPr>
+            <w:r>
+              <w:rPr>
+                <w:rFonts w:ascii="Calibri" w:hAnsi="Calibri"/>
+                <w:sz w:val="20"/>
+              </w:rPr>
+              <w:t xml:space="default"/>
+            </w:r>
+          </w:p>
+        </w:tc>
+      </w:tr>
+      <w:tr>
+        <w:trPr>
+          <w:cantSplit/>
+        </w:trPr>
+        <w:tc>
+          <w:tcPr>
+            <w:tcBorders>
+              <w:top w:val="single" w:space="0" w:color="D3D3D3"/>
+              <w:bottom w:val="single" w:space="0" w:color="D3D3D3"/>
+              <w:start w:val="single" w:space="0" w:color="D3D3D3"/>
+              <w:end w:val="single" w:space="0" w:color="D3D3D3"/>
+            </w:tcBorders>
+          </w:tcPr>
+          <w:p>
+            <w:pPr>
+              <w:spacing w:before="0" w:after="60"/>
+              <w:keepNext/>
+              <w:jc w:val="start"/>
+            </w:pPr>
+            <w:r>
+              <w:rPr>
+                <w:rFonts w:ascii="Calibri" w:hAnsi="Calibri"/>
+                <w:sz w:val="20"/>
+              </w:rPr>
+              <w:t xml:space="default">    Q4</w:t>
+            </w:r>
+          </w:p>
+        </w:tc>
+        <w:tc>
+          <w:tcPr>
+            <w:tcBorders>
+              <w:top w:val="single" w:space="0" w:color="D3D3D3"/>
+              <w:bottom w:val="single" w:space="0" w:color="D3D3D3"/>
+              <w:start w:val="single" w:space="0" w:color="D3D3D3"/>
+              <w:end w:val="single" w:space="0" w:color="D3D3D3"/>
+            </w:tcBorders>
+          </w:tcPr>
+          <w:p>
+            <w:pPr>
+              <w:spacing w:before="0" w:after="60"/>
+              <w:keepNext/>
+              <w:jc w:val="center"/>
+            </w:pPr>
+            <w:r>
+              <w:rPr>
+                <w:rFonts w:ascii="Calibri" w:hAnsi="Calibri"/>
+                <w:sz w:val="20"/>
+              </w:rPr>
+              <w:t xml:space="default">810 (19%)</w:t>
+            </w:r>
+          </w:p>
+        </w:tc>
+        <w:tc>
+          <w:tcPr>
+            <w:tcBorders>
+              <w:top w:val="single" w:space="0" w:color="D3D3D3"/>
+              <w:bottom w:val="single" w:space="0" w:color="D3D3D3"/>
+              <w:start w:val="single" w:space="0" w:color="D3D3D3"/>
+              <w:end w:val="single" w:space="0" w:color="D3D3D3"/>
+            </w:tcBorders>
+          </w:tcPr>
+          <w:p>
+            <w:pPr>
+              <w:spacing w:before="0" w:after="60"/>
+              <w:keepNext/>
+              <w:jc w:val="center"/>
+            </w:pPr>
+            <w:r>
+              <w:rPr>
+                <w:rFonts w:ascii="Calibri" w:hAnsi="Calibri"/>
+                <w:sz w:val="20"/>
+              </w:rPr>
+              <w:t xml:space="default">293 (24%)</w:t>
+            </w:r>
+          </w:p>
+        </w:tc>
+        <w:tc>
+          <w:tcPr>
+            <w:tcBorders>
+              <w:top w:val="single" w:space="0" w:color="D3D3D3"/>
+              <w:bottom w:val="single" w:space="0" w:color="D3D3D3"/>
+              <w:start w:val="single" w:space="0" w:color="D3D3D3"/>
+              <w:end w:val="single" w:space="0" w:color="D3D3D3"/>
+            </w:tcBorders>
+          </w:tcPr>
+          <w:p>
+            <w:pPr>
+              <w:spacing w:before="0" w:after="60"/>
+              <w:keepNext/>
+              <w:jc w:val="center"/>
+            </w:pPr>
+            <w:r>
+              <w:rPr>
+                <w:rFonts w:ascii="Calibri" w:hAnsi="Calibri"/>
+                <w:sz w:val="20"/>
+              </w:rPr>
+              <w:t xml:space="default"/>
+            </w:r>
+          </w:p>
+        </w:tc>
+      </w:tr>
+      <w:tr>
+        <w:trPr>
+          <w:cantSplit/>
+        </w:trPr>
+        <w:tc>
+          <w:tcPr>
             <w:gridSpan w:val="4"/>
           </w:tcPr>
           <w:p>
@@ -3276,7 +3579,7 @@
                 <w:rFonts w:ascii="Calibri" w:hAnsi="Calibri"/>
                 <w:sz w:val="20"/>
               </w:rPr>
-              <w:t xml:space="preserve">Design-based KruskalWallis test; Pearson's X^2: Rao &amp; Scott adjustment</w:t>
+              <w:t xml:space="preserve">Pearson's X^2: Rao &amp; Scott adjustment; Design-based KruskalWallis test</w:t>
             </w:r>
           </w:p>
         </w:tc>

--- a/Code/table_missingness.docx
+++ b/Code/table_missingness.docx
@@ -3431,10 +3431,10 @@
   <w:docDefaults>
     <w:rPrDefault>
       <w:rPr>
-        <w:rFonts w:asciiTheme="minorHAnsi" w:cstheme="minorBidi" w:eastAsiaTheme="minorHAnsi" w:hAnsiTheme="minorHAnsi"/>
+        <w:rFonts w:asciiTheme="minorHAnsi" w:cstheme="minorBidi" w:eastAsiaTheme="minorEastAsia" w:hAnsiTheme="minorHAnsi"/>
         <w:sz w:val="24"/>
         <w:szCs w:val="24"/>
-        <w:lang w:bidi="ar-SA" w:eastAsia="en-US" w:val="en-US"/>
+        <w:lang w:bidi="ar-SA" w:eastAsia="zh-CN" w:val="en-US"/>
       </w:rPr>
     </w:rPrDefault>
     <w:pPrDefault>
@@ -3975,13 +3975,6 @@
       </w:tblCellMar>
     </w:tblPr>
     <w:tblStylePr w:type="firstRow">
-      <w:tblPr>
-        <w:jc w:val="left"/>
-        <w:tblInd w:type="dxa" w:w="0"/>
-      </w:tblPr>
-      <w:trPr>
-        <w:jc w:val="left"/>
-      </w:trPr>
       <w:tcPr>
         <w:tcBorders>
           <w:bottom w:val="single"/>

--- a/Code/table_missingness.docx
+++ b/Code/table_missingness.docx
@@ -243,7 +243,7 @@
                 <w:rFonts w:ascii="Calibri" w:hAnsi="Calibri"/>
                 <w:sz w:val="20"/>
               </w:rPr>
-              <w:t xml:space="default">RIAGENDR</w:t>
+              <w:t xml:space="default">Sex</w:t>
             </w:r>
           </w:p>
         </w:tc>
@@ -2970,7 +2970,7 @@
                 <w:rFonts w:ascii="Calibri" w:hAnsi="Calibri"/>
                 <w:sz w:val="20"/>
               </w:rPr>
-              <w:t xml:space="default">BMXHT</w:t>
+              <w:t xml:space="default">Height (cm)</w:t>
             </w:r>
           </w:p>
         </w:tc>
@@ -3071,7 +3071,7 @@
                 <w:rFonts w:ascii="Calibri" w:hAnsi="Calibri"/>
                 <w:sz w:val="20"/>
               </w:rPr>
-              <w:t xml:space="default">screen_quart</w:t>
+              <w:t xml:space="default">Screen Time Quartile</w:t>
             </w:r>
           </w:p>
         </w:tc>
@@ -3172,7 +3172,7 @@
                 <w:rFonts w:ascii="Calibri" w:hAnsi="Calibri"/>
                 <w:sz w:val="20"/>
               </w:rPr>
-              <w:t xml:space="default">    Q1</w:t>
+              <w:t xml:space="default">    Q1 (≤4 hrs/day)</w:t>
             </w:r>
           </w:p>
         </w:tc>
@@ -3273,7 +3273,7 @@
                 <w:rFonts w:ascii="Calibri" w:hAnsi="Calibri"/>
                 <w:sz w:val="20"/>
               </w:rPr>
-              <w:t xml:space="default">    Q2</w:t>
+              <w:t xml:space="default">    Q2 (&gt;4–6 hrs/day)</w:t>
             </w:r>
           </w:p>
         </w:tc>
@@ -3374,7 +3374,7 @@
                 <w:rFonts w:ascii="Calibri" w:hAnsi="Calibri"/>
                 <w:sz w:val="20"/>
               </w:rPr>
-              <w:t xml:space="default">    Q3</w:t>
+              <w:t xml:space="default">    Q3 (&gt;6–9 hrs/day)</w:t>
             </w:r>
           </w:p>
         </w:tc>
@@ -3475,7 +3475,7 @@
                 <w:rFonts w:ascii="Calibri" w:hAnsi="Calibri"/>
                 <w:sz w:val="20"/>
               </w:rPr>
-              <w:t xml:space="default">    Q4</w:t>
+              <w:t xml:space="default">    Q4 (&gt;9 hrs/day)</w:t>
             </w:r>
           </w:p>
         </w:tc>
